--- a/Missão.pdf.docx
+++ b/Missão.pdf.docx
@@ -16355,6 +16355,1826 @@
           <w:rtl w:val="0"/>
         </w:rPr>
         <w:t xml:space="preserve">ㅤㅤAsterion, mantendo-se suspenso no ar graças às suas asas emplumadas, tentou intervir de imediato para resgatar a companheira. Projetando um de seus tentáculos draconianos, ele envolveu a cintura de Amália com firmeza e começou a puxá-la para fora da terra. Contudo, em questão de segundos, o Belserion notou com sobressalto que a podridão corrompia a própria estrutura de sua invocação, alastrando-se rapidamente pelo tentáculo e subindo em sua direção, manifestando-se como um organismo parasita dotado de vontade própria, sedento para provar e devorar a essência do rapaz.</w:t>
+      </w:r>
+    </w:p>
+    <w:p>
+      <w:pPr>
+        <w:keepNext w:val="0"/>
+        <w:keepLines w:val="0"/>
+        <w:pageBreakBefore w:val="0"/>
+        <w:widowControl w:val="0"/>
+        <w:pBdr>
+          <w:top w:space="0" w:sz="0" w:val="nil"/>
+          <w:left w:space="0" w:sz="0" w:val="nil"/>
+          <w:bottom w:space="0" w:sz="0" w:val="nil"/>
+          <w:right w:space="0" w:sz="0" w:val="nil"/>
+          <w:between w:space="0" w:sz="0" w:val="nil"/>
+        </w:pBdr>
+        <w:shd w:fill="auto" w:val="clear"/>
+        <w:spacing w:after="0" w:before="302.75421142578125" w:line="240" w:lineRule="auto"/>
+        <w:ind w:left="0" w:right="-1405.5118110236212" w:firstLine="0"/>
+        <w:jc w:val="right"/>
+        <w:rPr/>
+      </w:pPr>
+      <w:r>
+        <w:rPr>
+          <w:rtl w:val="0"/>
+        </w:rPr>
+        <w:t xml:space="preserve">─── ❖ ── ✦ ── 𝔄𝔪𝔞́𝔩𝔦𝔞 𝔅𝔩𝔞𝔠𝔨𝔟𝔢𝔞𝔨 ── ✦ ── ❖ ───</w:t>
+      </w:r>
+    </w:p>
+    <w:p>
+      <w:pPr>
+        <w:keepNext w:val="0"/>
+        <w:keepLines w:val="0"/>
+        <w:pageBreakBefore w:val="0"/>
+        <w:widowControl w:val="0"/>
+        <w:pBdr>
+          <w:top w:space="0" w:sz="0" w:val="nil"/>
+          <w:left w:space="0" w:sz="0" w:val="nil"/>
+          <w:bottom w:space="0" w:sz="0" w:val="nil"/>
+          <w:right w:space="0" w:sz="0" w:val="nil"/>
+          <w:between w:space="0" w:sz="0" w:val="nil"/>
+        </w:pBdr>
+        <w:shd w:fill="auto" w:val="clear"/>
+        <w:spacing w:after="0" w:before="302.75421142578125" w:line="240" w:lineRule="auto"/>
+        <w:ind w:left="0" w:right="-1405.5118110236212" w:firstLine="0"/>
+        <w:jc w:val="right"/>
+        <w:rPr/>
+      </w:pPr>
+      <w:r>
+        <w:rPr>
+          <w:rFonts w:ascii="Arial Unicode MS" w:cs="Arial Unicode MS" w:eastAsia="Arial Unicode MS" w:hAnsi="Arial Unicode MS"/>
+          <w:rtl w:val="0"/>
+        </w:rPr>
+        <w:t xml:space="preserve">ㅤㅤㅤ</w:t>
+      </w:r>
+    </w:p>
+    <w:p>
+      <w:pPr>
+        <w:keepNext w:val="0"/>
+        <w:keepLines w:val="0"/>
+        <w:pageBreakBefore w:val="0"/>
+        <w:widowControl w:val="0"/>
+        <w:pBdr>
+          <w:top w:space="0" w:sz="0" w:val="nil"/>
+          <w:left w:space="0" w:sz="0" w:val="nil"/>
+          <w:bottom w:space="0" w:sz="0" w:val="nil"/>
+          <w:right w:space="0" w:sz="0" w:val="nil"/>
+          <w:between w:space="0" w:sz="0" w:val="nil"/>
+        </w:pBdr>
+        <w:shd w:fill="auto" w:val="clear"/>
+        <w:spacing w:after="0" w:before="302.75421142578125" w:line="240" w:lineRule="auto"/>
+        <w:ind w:left="0" w:right="-1405.5118110236212" w:firstLine="0"/>
+        <w:jc w:val="right"/>
+        <w:rPr/>
+      </w:pPr>
+      <w:r>
+        <w:rPr>
+          <w:rFonts w:ascii="Arial Unicode MS" w:cs="Arial Unicode MS" w:eastAsia="Arial Unicode MS" w:hAnsi="Arial Unicode MS"/>
+          <w:rtl w:val="0"/>
+        </w:rPr>
+        <w:t xml:space="preserve">ㅤㅤㅤ𝔄 podridão não estava mordendo: estava provando. Amália sentiu a diferença no instante em que a terra subiu pelos seus quadris — aquilo não queria o corpo dela, queria a procedência; puxava pelo sangue, e pelo que vinha atrás do sangue, como quem lambe uma ferida só para saber de que família ela é. E linhagem era a única coisa que ela tinha de sobra e de menos ao mesmo tempo: filha de Regina Blackbeak, herdeira de um clã soterrado em areia dourada, campeã de um contrato assinado antes de ela aprender a falar. Se a montanha queria tanto assim, que aprendesse a digerir. Foi então que ela viu, nas rachaduras da sombra, a máscara branca flutuando na penumbra e os corvos abrindo as asas em bando — não a Mãe das Mentiras, não ilusão: a dona do tear, vinda cobrar o que era dela.</w:t>
+      </w:r>
+    </w:p>
+    <w:p>
+      <w:pPr>
+        <w:keepNext w:val="0"/>
+        <w:keepLines w:val="0"/>
+        <w:pageBreakBefore w:val="0"/>
+        <w:widowControl w:val="0"/>
+        <w:pBdr>
+          <w:top w:space="0" w:sz="0" w:val="nil"/>
+          <w:left w:space="0" w:sz="0" w:val="nil"/>
+          <w:bottom w:space="0" w:sz="0" w:val="nil"/>
+          <w:right w:space="0" w:sz="0" w:val="nil"/>
+          <w:between w:space="0" w:sz="0" w:val="nil"/>
+        </w:pBdr>
+        <w:shd w:fill="auto" w:val="clear"/>
+        <w:spacing w:after="0" w:before="302.75421142578125" w:line="240" w:lineRule="auto"/>
+        <w:ind w:left="0" w:right="-1405.5118110236212" w:firstLine="0"/>
+        <w:jc w:val="right"/>
+        <w:rPr/>
+      </w:pPr>
+      <w:r>
+        <w:rPr>
+          <w:rFonts w:ascii="Arial Unicode MS" w:cs="Arial Unicode MS" w:eastAsia="Arial Unicode MS" w:hAnsi="Arial Unicode MS"/>
+          <w:rtl w:val="0"/>
+        </w:rPr>
+        <w:t xml:space="preserve">ㅤㅤㅤ</w:t>
+      </w:r>
+    </w:p>
+    <w:p>
+      <w:pPr>
+        <w:keepNext w:val="0"/>
+        <w:keepLines w:val="0"/>
+        <w:pageBreakBefore w:val="0"/>
+        <w:widowControl w:val="0"/>
+        <w:pBdr>
+          <w:top w:space="0" w:sz="0" w:val="nil"/>
+          <w:left w:space="0" w:sz="0" w:val="nil"/>
+          <w:bottom w:space="0" w:sz="0" w:val="nil"/>
+          <w:right w:space="0" w:sz="0" w:val="nil"/>
+          <w:between w:space="0" w:sz="0" w:val="nil"/>
+        </w:pBdr>
+        <w:shd w:fill="auto" w:val="clear"/>
+        <w:spacing w:after="0" w:before="302.75421142578125" w:line="240" w:lineRule="auto"/>
+        <w:ind w:left="0" w:right="-1405.5118110236212" w:firstLine="0"/>
+        <w:jc w:val="right"/>
+        <w:rPr/>
+      </w:pPr>
+      <w:r>
+        <w:rPr>
+          <w:rFonts w:ascii="Arial Unicode MS" w:cs="Arial Unicode MS" w:eastAsia="Arial Unicode MS" w:hAnsi="Arial Unicode MS"/>
+          <w:rtl w:val="0"/>
+        </w:rPr>
+        <w:t xml:space="preserve">ㅤㅤㅤ𝔄mália não pediu ajuda. Fechou os olhos, parou de se debater e puxou. Fios invisíveis esticaram-se do seu peito para fora e se fixaram na alma da coisa que a engolia; ela vibrou as cordas uma única vez e o ar rasgou de baixo para cima. A revoada veio dos próprios fios — corvos de sombra incontáveis subindo pela terra, retalhando o que a prendia em nacos que se desfaziam antes de tocar o chão. O lodo gritou com mil vozes e, por um segundo inteiro, parou de puxar.</w:t>
+      </w:r>
+    </w:p>
+    <w:p>
+      <w:pPr>
+        <w:keepNext w:val="0"/>
+        <w:keepLines w:val="0"/>
+        <w:pageBreakBefore w:val="0"/>
+        <w:widowControl w:val="0"/>
+        <w:pBdr>
+          <w:top w:space="0" w:sz="0" w:val="nil"/>
+          <w:left w:space="0" w:sz="0" w:val="nil"/>
+          <w:bottom w:space="0" w:sz="0" w:val="nil"/>
+          <w:right w:space="0" w:sz="0" w:val="nil"/>
+          <w:between w:space="0" w:sz="0" w:val="nil"/>
+        </w:pBdr>
+        <w:shd w:fill="auto" w:val="clear"/>
+        <w:spacing w:after="0" w:before="302.75421142578125" w:line="240" w:lineRule="auto"/>
+        <w:ind w:left="0" w:right="-1405.5118110236212" w:firstLine="0"/>
+        <w:jc w:val="right"/>
+        <w:rPr/>
+      </w:pPr>
+      <w:r>
+        <w:rPr>
+          <w:rFonts w:ascii="Arial Unicode MS" w:cs="Arial Unicode MS" w:eastAsia="Arial Unicode MS" w:hAnsi="Arial Unicode MS"/>
+          <w:rtl w:val="0"/>
+        </w:rPr>
+        <w:t xml:space="preserve">ㅤㅤㅤ</w:t>
+      </w:r>
+    </w:p>
+    <w:p>
+      <w:pPr>
+        <w:keepNext w:val="0"/>
+        <w:keepLines w:val="0"/>
+        <w:pageBreakBefore w:val="0"/>
+        <w:widowControl w:val="0"/>
+        <w:pBdr>
+          <w:top w:space="0" w:sz="0" w:val="nil"/>
+          <w:left w:space="0" w:sz="0" w:val="nil"/>
+          <w:bottom w:space="0" w:sz="0" w:val="nil"/>
+          <w:right w:space="0" w:sz="0" w:val="nil"/>
+          <w:between w:space="0" w:sz="0" w:val="nil"/>
+        </w:pBdr>
+        <w:shd w:fill="auto" w:val="clear"/>
+        <w:spacing w:after="0" w:before="302.75421142578125" w:line="240" w:lineRule="auto"/>
+        <w:ind w:left="0" w:right="-1405.5118110236212" w:firstLine="0"/>
+        <w:jc w:val="right"/>
+        <w:rPr/>
+      </w:pPr>
+      <w:r>
+        <w:rPr>
+          <w:rFonts w:ascii="Arial Unicode MS" w:cs="Arial Unicode MS" w:eastAsia="Arial Unicode MS" w:hAnsi="Arial Unicode MS"/>
+          <w:rtl w:val="0"/>
+        </w:rPr>
+        <w:t xml:space="preserve">ㅤㅤㅤ𝔘sou o segundo. Cravou a bota no granito, arrancou o resto do corpo de dentro do chão e caiu de joelhos na neve — ombro sangrando, o mundo girando em volta. A enxaqueca chegou dois batimentos depois, uma lâmina branca atravessando-lhe a testa de dentro para fora, e ela cuspiu sangue na neve com um riso curto e sem graça nenhuma. No canto do olho, o aro dourado pulsou.</w:t>
+      </w:r>
+    </w:p>
+    <w:p>
+      <w:pPr>
+        <w:keepNext w:val="0"/>
+        <w:keepLines w:val="0"/>
+        <w:pageBreakBefore w:val="0"/>
+        <w:widowControl w:val="0"/>
+        <w:pBdr>
+          <w:top w:space="0" w:sz="0" w:val="nil"/>
+          <w:left w:space="0" w:sz="0" w:val="nil"/>
+          <w:bottom w:space="0" w:sz="0" w:val="nil"/>
+          <w:right w:space="0" w:sz="0" w:val="nil"/>
+          <w:between w:space="0" w:sz="0" w:val="nil"/>
+        </w:pBdr>
+        <w:shd w:fill="auto" w:val="clear"/>
+        <w:spacing w:after="0" w:before="302.75421142578125" w:line="240" w:lineRule="auto"/>
+        <w:ind w:left="0" w:right="-1405.5118110236212" w:firstLine="0"/>
+        <w:jc w:val="right"/>
+        <w:rPr/>
+      </w:pPr>
+      <w:r>
+        <w:rPr>
+          <w:rFonts w:ascii="Arial Unicode MS" w:cs="Arial Unicode MS" w:eastAsia="Arial Unicode MS" w:hAnsi="Arial Unicode MS"/>
+          <w:rtl w:val="0"/>
+        </w:rPr>
+        <w:t xml:space="preserve">ㅤㅤㅤ</w:t>
+      </w:r>
+    </w:p>
+    <w:p>
+      <w:pPr>
+        <w:keepNext w:val="0"/>
+        <w:keepLines w:val="0"/>
+        <w:pageBreakBefore w:val="0"/>
+        <w:widowControl w:val="0"/>
+        <w:pBdr>
+          <w:top w:space="0" w:sz="0" w:val="nil"/>
+          <w:left w:space="0" w:sz="0" w:val="nil"/>
+          <w:bottom w:space="0" w:sz="0" w:val="nil"/>
+          <w:right w:space="0" w:sz="0" w:val="nil"/>
+          <w:between w:space="0" w:sz="0" w:val="nil"/>
+        </w:pBdr>
+        <w:shd w:fill="auto" w:val="clear"/>
+        <w:spacing w:after="0" w:before="302.75421142578125" w:line="240" w:lineRule="auto"/>
+        <w:ind w:left="0" w:right="-1405.5118110236212" w:firstLine="0"/>
+        <w:jc w:val="right"/>
+        <w:rPr/>
+      </w:pPr>
+      <w:r>
+        <w:rPr>
+          <w:rFonts w:ascii="Arial Unicode MS" w:cs="Arial Unicode MS" w:eastAsia="Arial Unicode MS" w:hAnsi="Arial Unicode MS"/>
+          <w:rtl w:val="0"/>
+        </w:rPr>
+        <w:t xml:space="preserve">ㅤㅤㅤ— Pediu sangue de Blackbeak, — murmurou para o vale. — Agora aguenta o gosto.</w:t>
+      </w:r>
+    </w:p>
+    <w:p>
+      <w:pPr>
+        <w:keepNext w:val="0"/>
+        <w:keepLines w:val="0"/>
+        <w:pageBreakBefore w:val="0"/>
+        <w:widowControl w:val="0"/>
+        <w:pBdr>
+          <w:top w:space="0" w:sz="0" w:val="nil"/>
+          <w:left w:space="0" w:sz="0" w:val="nil"/>
+          <w:bottom w:space="0" w:sz="0" w:val="nil"/>
+          <w:right w:space="0" w:sz="0" w:val="nil"/>
+          <w:between w:space="0" w:sz="0" w:val="nil"/>
+        </w:pBdr>
+        <w:shd w:fill="auto" w:val="clear"/>
+        <w:spacing w:after="0" w:before="302.75421142578125" w:line="240" w:lineRule="auto"/>
+        <w:ind w:left="0" w:right="-1405.5118110236212" w:firstLine="0"/>
+        <w:jc w:val="right"/>
+        <w:rPr/>
+      </w:pPr>
+    </w:p>
+    <w:p>
+      <w:pPr>
+        <w:keepNext w:val="0"/>
+        <w:keepLines w:val="0"/>
+        <w:pageBreakBefore w:val="0"/>
+        <w:widowControl w:val="0"/>
+        <w:pBdr>
+          <w:top w:space="0" w:sz="0" w:val="nil"/>
+          <w:left w:space="0" w:sz="0" w:val="nil"/>
+          <w:bottom w:space="0" w:sz="0" w:val="nil"/>
+          <w:right w:space="0" w:sz="0" w:val="nil"/>
+          <w:between w:space="0" w:sz="0" w:val="nil"/>
+        </w:pBdr>
+        <w:shd w:fill="auto" w:val="clear"/>
+        <w:spacing w:after="0" w:before="302.75421142578125" w:line="240" w:lineRule="auto"/>
+        <w:ind w:left="0" w:right="-1405.5118110236212" w:firstLine="0"/>
+        <w:jc w:val="right"/>
+        <w:rPr/>
+      </w:pPr>
+      <w:r>
+        <w:rPr>
+          <w:rFonts w:ascii="Arial Unicode MS" w:cs="Arial Unicode MS" w:eastAsia="Arial Unicode MS" w:hAnsi="Arial Unicode MS"/>
+          <w:rtl w:val="0"/>
+        </w:rPr>
+        <w:t xml:space="preserve">https://i.pinimg.com/originals/29/9d/7c/299d7cccb5263b70e10aa312a8c41cc6.gif</w:t>
+      </w:r>
+    </w:p>
+    <w:p>
+      <w:pPr>
+        <w:keepNext w:val="0"/>
+        <w:keepLines w:val="0"/>
+        <w:pageBreakBefore w:val="0"/>
+        <w:widowControl w:val="0"/>
+        <w:pBdr>
+          <w:top w:space="0" w:sz="0" w:val="nil"/>
+          <w:left w:space="0" w:sz="0" w:val="nil"/>
+          <w:bottom w:space="0" w:sz="0" w:val="nil"/>
+          <w:right w:space="0" w:sz="0" w:val="nil"/>
+          <w:between w:space="0" w:sz="0" w:val="nil"/>
+        </w:pBdr>
+        <w:shd w:fill="auto" w:val="clear"/>
+        <w:spacing w:after="0" w:before="302.75421142578125" w:line="240" w:lineRule="auto"/>
+        <w:ind w:left="0" w:right="-1405.5118110236212" w:firstLine="0"/>
+        <w:jc w:val="right"/>
+        <w:rPr/>
+      </w:pPr>
+    </w:p>
+    <w:p>
+      <w:pPr>
+        <w:keepNext w:val="0"/>
+        <w:keepLines w:val="0"/>
+        <w:pageBreakBefore w:val="0"/>
+        <w:widowControl w:val="0"/>
+        <w:pBdr>
+          <w:top w:space="0" w:sz="0" w:val="nil"/>
+          <w:left w:space="0" w:sz="0" w:val="nil"/>
+          <w:bottom w:space="0" w:sz="0" w:val="nil"/>
+          <w:right w:space="0" w:sz="0" w:val="nil"/>
+          <w:between w:space="0" w:sz="0" w:val="nil"/>
+        </w:pBdr>
+        <w:shd w:fill="auto" w:val="clear"/>
+        <w:spacing w:after="0" w:before="302.75421142578125" w:line="240" w:lineRule="auto"/>
+        <w:ind w:left="0" w:right="-1405.5118110236212" w:firstLine="0"/>
+        <w:jc w:val="right"/>
+        <w:rPr/>
+      </w:pPr>
+      <w:r>
+        <w:rPr>
+          <w:rFonts w:ascii="Arial Unicode MS" w:cs="Arial Unicode MS" w:eastAsia="Arial Unicode MS" w:hAnsi="Arial Unicode MS"/>
+          <w:rtl w:val="0"/>
+        </w:rPr>
+        <w:t xml:space="preserve">Resumo: A podridão devora linhagem, não corpo, e é isso que Amália percebe ao ver a máscara branca da Matrona e o bando de corvos nas rachaduras da sombra. Ela para de resistir e ancora os fios do Destino na alma da coisa que a engole e dispara a revoada de corvos de sombra, rasgando a terra viva por dentro. Escapa no segundo de hesitação da montanha e cai na neve já pagando o tributo.</w:t>
+      </w:r>
+    </w:p>
+    <w:p>
+      <w:pPr>
+        <w:keepNext w:val="0"/>
+        <w:keepLines w:val="0"/>
+        <w:pageBreakBefore w:val="0"/>
+        <w:widowControl w:val="0"/>
+        <w:pBdr>
+          <w:top w:space="0" w:sz="0" w:val="nil"/>
+          <w:left w:space="0" w:sz="0" w:val="nil"/>
+          <w:bottom w:space="0" w:sz="0" w:val="nil"/>
+          <w:right w:space="0" w:sz="0" w:val="nil"/>
+          <w:between w:space="0" w:sz="0" w:val="nil"/>
+        </w:pBdr>
+        <w:shd w:fill="auto" w:val="clear"/>
+        <w:spacing w:after="0" w:before="302.75421142578125" w:line="240" w:lineRule="auto"/>
+        <w:ind w:left="0" w:right="-1405.5118110236212" w:firstLine="0"/>
+        <w:jc w:val="right"/>
+        <w:rPr/>
+      </w:pPr>
+    </w:p>
+    <w:p>
+      <w:pPr>
+        <w:keepNext w:val="0"/>
+        <w:keepLines w:val="0"/>
+        <w:pageBreakBefore w:val="0"/>
+        <w:widowControl w:val="0"/>
+        <w:pBdr>
+          <w:top w:space="0" w:sz="0" w:val="nil"/>
+          <w:left w:space="0" w:sz="0" w:val="nil"/>
+          <w:bottom w:space="0" w:sz="0" w:val="nil"/>
+          <w:right w:space="0" w:sz="0" w:val="nil"/>
+          <w:between w:space="0" w:sz="0" w:val="nil"/>
+        </w:pBdr>
+        <w:shd w:fill="auto" w:val="clear"/>
+        <w:spacing w:after="0" w:before="302.75421142578125" w:line="240" w:lineRule="auto"/>
+        <w:ind w:left="0" w:right="-1405.5118110236212" w:firstLine="0"/>
+        <w:jc w:val="right"/>
+        <w:rPr/>
+      </w:pPr>
+      <w:r>
+        <w:rPr>
+          <w:rtl w:val="0"/>
+        </w:rPr>
+        <w:t xml:space="preserve">ㅤㅤㅤㅤㅤㅤ⛧⃝𓄃 𝑵𝑨𝑹𝑹𝑨𝑪̧𝑨̃𝑶 ⋆˖⁺‧☽಄☾‧⁺˖⋆</w:t>
+      </w:r>
+    </w:p>
+    <w:p>
+      <w:pPr>
+        <w:keepNext w:val="0"/>
+        <w:keepLines w:val="0"/>
+        <w:pageBreakBefore w:val="0"/>
+        <w:widowControl w:val="0"/>
+        <w:pBdr>
+          <w:top w:space="0" w:sz="0" w:val="nil"/>
+          <w:left w:space="0" w:sz="0" w:val="nil"/>
+          <w:bottom w:space="0" w:sz="0" w:val="nil"/>
+          <w:right w:space="0" w:sz="0" w:val="nil"/>
+          <w:between w:space="0" w:sz="0" w:val="nil"/>
+        </w:pBdr>
+        <w:shd w:fill="auto" w:val="clear"/>
+        <w:spacing w:after="0" w:before="302.75421142578125" w:line="240" w:lineRule="auto"/>
+        <w:ind w:left="0" w:right="-1405.5118110236212" w:firstLine="0"/>
+        <w:jc w:val="right"/>
+        <w:rPr/>
+      </w:pPr>
+      <w:r>
+        <w:rPr>
+          <w:rFonts w:ascii="Arial Unicode MS" w:cs="Arial Unicode MS" w:eastAsia="Arial Unicode MS" w:hAnsi="Arial Unicode MS"/>
+          <w:rtl w:val="0"/>
+        </w:rPr>
+        <w:t xml:space="preserve">ㅤㅤAsterion, ainda suspenso no ar, conseguiu vislumbrar através dos múltiplos reflexos cristalinos da neve os corpos vítreos e petrificados dos antigos moradores daquele reino, que, em eras esquecidas, ostentava glória e prosperidade antes de ser condenado ao congelamento eterno. No horizonte distópico daquelas memórias, a origem de tamanha tragédia se revelou: o Rei de Giz encarava o massacre em estado de choque, com lágrimas reluzentes transbordando de seus olhos. Atrás dele, erguia-se uma criatura abjeta e abominável, com a pele retorcida caindo em tiras apodrecidas e longos cabelos grisalhos e desgrenhados. De forma espetacular, a magia das águas e do gelo amplificou a visão de Asterion, projetando aquelas memórias esquecidas em um holograma elemental para todos os presentes.</w:t>
+      </w:r>
+    </w:p>
+    <w:p>
+      <w:pPr>
+        <w:keepNext w:val="0"/>
+        <w:keepLines w:val="0"/>
+        <w:pageBreakBefore w:val="0"/>
+        <w:widowControl w:val="0"/>
+        <w:pBdr>
+          <w:top w:space="0" w:sz="0" w:val="nil"/>
+          <w:left w:space="0" w:sz="0" w:val="nil"/>
+          <w:bottom w:space="0" w:sz="0" w:val="nil"/>
+          <w:right w:space="0" w:sz="0" w:val="nil"/>
+          <w:between w:space="0" w:sz="0" w:val="nil"/>
+        </w:pBdr>
+        <w:shd w:fill="auto" w:val="clear"/>
+        <w:spacing w:after="0" w:before="302.75421142578125" w:line="240" w:lineRule="auto"/>
+        <w:ind w:left="0" w:right="-1405.5118110236212" w:firstLine="0"/>
+        <w:jc w:val="right"/>
+        <w:rPr/>
+      </w:pPr>
+      <w:r>
+        <w:rPr>
+          <w:rFonts w:ascii="Arial Unicode MS" w:cs="Arial Unicode MS" w:eastAsia="Arial Unicode MS" w:hAnsi="Arial Unicode MS"/>
+          <w:rtl w:val="0"/>
+        </w:rPr>
+        <w:t xml:space="preserve">ㅤㅤO eco do Rei de Giz ressoou, carregado de desespero.</w:t>
+      </w:r>
+    </w:p>
+    <w:p>
+      <w:pPr>
+        <w:keepNext w:val="0"/>
+        <w:keepLines w:val="0"/>
+        <w:pageBreakBefore w:val="0"/>
+        <w:widowControl w:val="0"/>
+        <w:pBdr>
+          <w:top w:space="0" w:sz="0" w:val="nil"/>
+          <w:left w:space="0" w:sz="0" w:val="nil"/>
+          <w:bottom w:space="0" w:sz="0" w:val="nil"/>
+          <w:right w:space="0" w:sz="0" w:val="nil"/>
+          <w:between w:space="0" w:sz="0" w:val="nil"/>
+        </w:pBdr>
+        <w:shd w:fill="auto" w:val="clear"/>
+        <w:spacing w:after="0" w:before="302.75421142578125" w:line="240" w:lineRule="auto"/>
+        <w:ind w:left="0" w:right="-1405.5118110236212" w:firstLine="0"/>
+        <w:jc w:val="right"/>
+        <w:rPr/>
+      </w:pPr>
+      <w:r>
+        <w:rPr>
+          <w:rFonts w:ascii="Arial Unicode MS" w:cs="Arial Unicode MS" w:eastAsia="Arial Unicode MS" w:hAnsi="Arial Unicode MS"/>
+          <w:rtl w:val="0"/>
+        </w:rPr>
+        <w:t xml:space="preserve">ㅤㅤㅤ⸻ 𝕯𝖊𝖘𝖌𝖗𝖆𝖈̧𝖆𝖉𝖆ⵑ 𝕺 𝖖𝖚𝖊 𝖛𝖔𝖈𝖊̂ 𝖋𝖊𝖟 𝖈𝖔𝖒 𝖊𝖑𝖊𝖘, 𝖎𝖗𝖒𝖆̃? 𝖁𝖔𝖈𝖊̂ 𝖔𝖘 𝖈𝖔𝖓𝖉𝖊𝖓𝖔𝖚 𝖆𝖔 𝖘𝖊𝖚 𝖘𝖔𝖋𝖗𝖎𝖒𝖊𝖓𝖙𝖔ⵑ 𝕰𝖑𝖊𝖘 𝖊𝖗𝖆𝖒 𝖎𝖓𝖔𝖈𝖊𝖓𝖙𝖊𝖘, 𝕹𝖎𝖌𝖗𝖊𝖉𝖔ⵑ</w:t>
+      </w:r>
+    </w:p>
+    <w:p>
+      <w:pPr>
+        <w:keepNext w:val="0"/>
+        <w:keepLines w:val="0"/>
+        <w:pageBreakBefore w:val="0"/>
+        <w:widowControl w:val="0"/>
+        <w:pBdr>
+          <w:top w:space="0" w:sz="0" w:val="nil"/>
+          <w:left w:space="0" w:sz="0" w:val="nil"/>
+          <w:bottom w:space="0" w:sz="0" w:val="nil"/>
+          <w:right w:space="0" w:sz="0" w:val="nil"/>
+          <w:between w:space="0" w:sz="0" w:val="nil"/>
+        </w:pBdr>
+        <w:shd w:fill="auto" w:val="clear"/>
+        <w:spacing w:after="0" w:before="302.75421142578125" w:line="240" w:lineRule="auto"/>
+        <w:ind w:left="0" w:right="-1405.5118110236212" w:firstLine="0"/>
+        <w:jc w:val="right"/>
+        <w:rPr/>
+      </w:pPr>
+      <w:r>
+        <w:rPr>
+          <w:rFonts w:ascii="Arial Unicode MS" w:cs="Arial Unicode MS" w:eastAsia="Arial Unicode MS" w:hAnsi="Arial Unicode MS"/>
+          <w:rtl w:val="0"/>
+        </w:rPr>
+        <w:t xml:space="preserve">ㅤㅤA entidade de carne podre apenas inclinou a cabeça, respondendo com uma crueldade surpreendente.</w:t>
+      </w:r>
+    </w:p>
+    <w:p>
+      <w:pPr>
+        <w:keepNext w:val="0"/>
+        <w:keepLines w:val="0"/>
+        <w:pageBreakBefore w:val="0"/>
+        <w:widowControl w:val="0"/>
+        <w:pBdr>
+          <w:top w:space="0" w:sz="0" w:val="nil"/>
+          <w:left w:space="0" w:sz="0" w:val="nil"/>
+          <w:bottom w:space="0" w:sz="0" w:val="nil"/>
+          <w:right w:space="0" w:sz="0" w:val="nil"/>
+          <w:between w:space="0" w:sz="0" w:val="nil"/>
+        </w:pBdr>
+        <w:shd w:fill="auto" w:val="clear"/>
+        <w:spacing w:after="0" w:before="302.75421142578125" w:line="240" w:lineRule="auto"/>
+        <w:ind w:left="0" w:right="-1405.5118110236212" w:firstLine="0"/>
+        <w:jc w:val="right"/>
+        <w:rPr/>
+      </w:pPr>
+      <w:r>
+        <w:rPr>
+          <w:rFonts w:ascii="Arial Unicode MS" w:cs="Arial Unicode MS" w:eastAsia="Arial Unicode MS" w:hAnsi="Arial Unicode MS"/>
+          <w:rtl w:val="0"/>
+        </w:rPr>
+        <w:t xml:space="preserve">ㅤㅤㅤ⸻ 𝕺 𝖖𝖚𝖊 𝖊𝖗𝖆 𝖓𝖊𝖈𝖊𝖘𝖘𝖆́𝖗𝖎𝖔, 𝕬𝖑𝖇𝖊𝖉𝖔. 𝕍𝖔𝖈𝖊̂ 𝖎𝖗𝖆́ 𝖆𝖕𝖔𝖉𝖗𝖊𝖈𝖊𝖗, 𝖆𝖘𝖘𝖎𝖒 𝖈𝖔𝖒𝖔 𝖘𝖊𝖚 𝖋𝖎𝖑𝖍𝖔. 𝕰, 𝖖𝖚𝖆𝖓𝖉𝖔 𝕺 𝕾𝖔𝖑 𝖉𝖊𝖘𝖆𝖇𝖗𝖔𝖈𝖍𝖆𝖗 𝖉𝖔 𝖈𝖆𝖉𝖆́𝖛𝖊𝖗 𝖉𝖊𝖑𝖊, 𝕬𝖇𝖊𝖑 𝖊 𝕮𝖆𝖎𝖒 𝖘𝖊𝖗𝖆̃𝖔 𝖉𝖊𝖘𝖕𝖊𝖗𝖙𝖔𝖘.</w:t>
+      </w:r>
+    </w:p>
+    <w:p>
+      <w:pPr>
+        <w:keepNext w:val="0"/>
+        <w:keepLines w:val="0"/>
+        <w:pageBreakBefore w:val="0"/>
+        <w:widowControl w:val="0"/>
+        <w:pBdr>
+          <w:top w:space="0" w:sz="0" w:val="nil"/>
+          <w:left w:space="0" w:sz="0" w:val="nil"/>
+          <w:bottom w:space="0" w:sz="0" w:val="nil"/>
+          <w:right w:space="0" w:sz="0" w:val="nil"/>
+          <w:between w:space="0" w:sz="0" w:val="nil"/>
+        </w:pBdr>
+        <w:shd w:fill="auto" w:val="clear"/>
+        <w:spacing w:after="0" w:before="302.75421142578125" w:line="240" w:lineRule="auto"/>
+        <w:ind w:left="0" w:right="-1405.5118110236212" w:firstLine="0"/>
+        <w:jc w:val="right"/>
+        <w:rPr/>
+      </w:pPr>
+      <w:r>
+        <w:rPr>
+          <w:rFonts w:ascii="Arial Unicode MS" w:cs="Arial Unicode MS" w:eastAsia="Arial Unicode MS" w:hAnsi="Arial Unicode MS"/>
+          <w:rtl w:val="0"/>
+        </w:rPr>
+        <w:t xml:space="preserve">ㅤㅤCom um urro de fúria, o Rei de Giz avançou contra a abominação, perfurando-lhe o peitoral com as próprias mãos desnudas. Em um ato de desespero, ele arrancou o coração ainda pulsante da irmã e o congelou instantaneamente. Todavia, enquanto o órgão se petrificava, o sangue negro de Nigredo pingou sobre a terra, transformando-se exatamente na escuridão faminta e corrosiva que assolava a montanha e atacava Cael e Amália.</w:t>
+      </w:r>
+    </w:p>
+    <w:p>
+      <w:pPr>
+        <w:keepNext w:val="0"/>
+        <w:keepLines w:val="0"/>
+        <w:pageBreakBefore w:val="0"/>
+        <w:widowControl w:val="0"/>
+        <w:pBdr>
+          <w:top w:space="0" w:sz="0" w:val="nil"/>
+          <w:left w:space="0" w:sz="0" w:val="nil"/>
+          <w:bottom w:space="0" w:sz="0" w:val="nil"/>
+          <w:right w:space="0" w:sz="0" w:val="nil"/>
+          <w:between w:space="0" w:sz="0" w:val="nil"/>
+        </w:pBdr>
+        <w:shd w:fill="auto" w:val="clear"/>
+        <w:spacing w:after="0" w:before="302.75421142578125" w:line="240" w:lineRule="auto"/>
+        <w:ind w:left="0" w:right="-1405.5118110236212" w:firstLine="0"/>
+        <w:jc w:val="right"/>
+        <w:rPr/>
+      </w:pPr>
+      <w:r>
+        <w:rPr>
+          <w:rFonts w:ascii="Arial Unicode MS" w:cs="Arial Unicode MS" w:eastAsia="Arial Unicode MS" w:hAnsi="Arial Unicode MS"/>
+          <w:rtl w:val="0"/>
+        </w:rPr>
+        <w:t xml:space="preserve">ㅤㅤInspirado pelas revelações, Nicholas fez uma última força sobre-humana e conseguiu arrancar Cael das garras daquela prisão apodrecida, libertando-o por completo. Contudo, assim que o Szardos colocou o irmão em solo firme, a estrutura da montanha estremeceu violentamente. A camada de gelo milenar começou a estilhaçar e desmoronar, dando lugar à imponente revelação de um Castelo de Gelo e Giz. A construção colossal e arcaica erguia-se abandonada e esquecida pelo tempo, com torres pontiagudas compostas de alabastro rachado e espinhos de gelo eterno. Suas arcadas góticas estavam cobertas por uma névoa espessa, enquanto vitrais partidos e fendas de giz gasto contavam a história de uma fortaleza nobre que sucumbira à ruína, à solidão e ao mofo místico.</w:t>
+      </w:r>
+    </w:p>
+    <w:p>
+      <w:pPr>
+        <w:keepNext w:val="0"/>
+        <w:keepLines w:val="0"/>
+        <w:pageBreakBefore w:val="0"/>
+        <w:widowControl w:val="0"/>
+        <w:pBdr>
+          <w:top w:space="0" w:sz="0" w:val="nil"/>
+          <w:left w:space="0" w:sz="0" w:val="nil"/>
+          <w:bottom w:space="0" w:sz="0" w:val="nil"/>
+          <w:right w:space="0" w:sz="0" w:val="nil"/>
+          <w:between w:space="0" w:sz="0" w:val="nil"/>
+        </w:pBdr>
+        <w:shd w:fill="auto" w:val="clear"/>
+        <w:spacing w:after="0" w:before="302.75421142578125" w:line="240" w:lineRule="auto"/>
+        <w:ind w:left="0" w:right="-1405.5118110236212" w:firstLine="0"/>
+        <w:jc w:val="right"/>
+        <w:rPr/>
+      </w:pPr>
+      <w:r>
+        <w:rPr>
+          <w:rFonts w:ascii="Arial Unicode MS" w:cs="Arial Unicode MS" w:eastAsia="Arial Unicode MS" w:hAnsi="Arial Unicode MS"/>
+          <w:rtl w:val="0"/>
+        </w:rPr>
+        <w:t xml:space="preserve">ㅤㅤEm contrapartida, Amália sentiu a podridão invadir sua carne sem piedade, apodrecendo seus pés e subindo rapidamente até a região do quadril. Suas veias tornaram-se visivelmente negras e seus músculos fraquejaram sob a maldição. Porém, antes que o veneno cobrasse a sua vida, um bando de corvos negros com bicos reluzentes como ouro manifestou-se a partir das sombras. As aves sagradas agarraram a garota com firmeza pelos braços e pelas costas, arrancando-a da maré de sangue negro e depositando-a com segurança ao lado de Aster. Embora a dor continuasse a consumir seus músculos e a enfraquecer seus movimentos, a herdeira ainda conseguia agir... ao menos por enquanto.</w:t>
+      </w:r>
+    </w:p>
+    <w:p>
+      <w:pPr>
+        <w:keepNext w:val="0"/>
+        <w:keepLines w:val="0"/>
+        <w:pageBreakBefore w:val="0"/>
+        <w:widowControl w:val="0"/>
+        <w:pBdr>
+          <w:top w:space="0" w:sz="0" w:val="nil"/>
+          <w:left w:space="0" w:sz="0" w:val="nil"/>
+          <w:bottom w:space="0" w:sz="0" w:val="nil"/>
+          <w:right w:space="0" w:sz="0" w:val="nil"/>
+          <w:between w:space="0" w:sz="0" w:val="nil"/>
+        </w:pBdr>
+        <w:shd w:fill="auto" w:val="clear"/>
+        <w:spacing w:after="0" w:before="302.75421142578125" w:line="240" w:lineRule="auto"/>
+        <w:ind w:left="0" w:right="-1405.5118110236212" w:firstLine="0"/>
+        <w:jc w:val="right"/>
+        <w:rPr/>
+      </w:pPr>
+      <w:r>
+        <w:rPr>
+          <w:rFonts w:ascii="Arial Unicode MS" w:cs="Arial Unicode MS" w:eastAsia="Arial Unicode MS" w:hAnsi="Arial Unicode MS"/>
+          <w:rtl w:val="0"/>
+        </w:rPr>
+        <w:t xml:space="preserve">ㅤㅤDo horizonte gélido, um rugido brutal e colossal ecoou, fazendo o chão tremer e expandindo as rachaduras da montanha até abrir definitivamente a passagem principal em direção ao Castelo. O som reverberou nos ossos de Cael, trazendo ao jovem a terrível e imediata certeza daquilo que se aproximava faminto na névoa: 𝖆𝖘 𝕱𝖊𝖗𝖆𝖘 𝖉𝖊 𝕱𝖊𝖗𝖗𝖔.</w:t>
+      </w:r>
+    </w:p>
+    <w:p>
+      <w:pPr>
+        <w:keepNext w:val="0"/>
+        <w:keepLines w:val="0"/>
+        <w:pageBreakBefore w:val="0"/>
+        <w:widowControl w:val="0"/>
+        <w:pBdr>
+          <w:top w:space="0" w:sz="0" w:val="nil"/>
+          <w:left w:space="0" w:sz="0" w:val="nil"/>
+          <w:bottom w:space="0" w:sz="0" w:val="nil"/>
+          <w:right w:space="0" w:sz="0" w:val="nil"/>
+          <w:between w:space="0" w:sz="0" w:val="nil"/>
+        </w:pBdr>
+        <w:shd w:fill="auto" w:val="clear"/>
+        <w:spacing w:after="0" w:before="302.75421142578125" w:line="240" w:lineRule="auto"/>
+        <w:ind w:left="0" w:right="-1405.5118110236212" w:firstLine="0"/>
+        <w:jc w:val="right"/>
+        <w:rPr/>
+      </w:pPr>
+      <w:r>
+        <w:rPr>
+          <w:rtl w:val="0"/>
+        </w:rPr>
+        <w:t xml:space="preserve">─── ❖ ── ✦ ── 𝔄𝔪𝔞́𝔩𝔦𝔞 𝔅𝔩𝔞𝔠𝔨𝔟𝔢𝔞𝔨 ── ✦ ── ❖ ───</w:t>
+      </w:r>
+    </w:p>
+    <w:p>
+      <w:pPr>
+        <w:keepNext w:val="0"/>
+        <w:keepLines w:val="0"/>
+        <w:pageBreakBefore w:val="0"/>
+        <w:widowControl w:val="0"/>
+        <w:pBdr>
+          <w:top w:space="0" w:sz="0" w:val="nil"/>
+          <w:left w:space="0" w:sz="0" w:val="nil"/>
+          <w:bottom w:space="0" w:sz="0" w:val="nil"/>
+          <w:right w:space="0" w:sz="0" w:val="nil"/>
+          <w:between w:space="0" w:sz="0" w:val="nil"/>
+        </w:pBdr>
+        <w:shd w:fill="auto" w:val="clear"/>
+        <w:spacing w:after="0" w:before="302.75421142578125" w:line="240" w:lineRule="auto"/>
+        <w:ind w:left="0" w:right="-1405.5118110236212" w:firstLine="0"/>
+        <w:jc w:val="right"/>
+        <w:rPr/>
+      </w:pPr>
+      <w:r>
+        <w:rPr>
+          <w:rFonts w:ascii="Arial Unicode MS" w:cs="Arial Unicode MS" w:eastAsia="Arial Unicode MS" w:hAnsi="Arial Unicode MS"/>
+          <w:rtl w:val="0"/>
+        </w:rPr>
+        <w:t xml:space="preserve">ㅤㅤㅤ</w:t>
+      </w:r>
+    </w:p>
+    <w:p>
+      <w:pPr>
+        <w:keepNext w:val="0"/>
+        <w:keepLines w:val="0"/>
+        <w:pageBreakBefore w:val="0"/>
+        <w:widowControl w:val="0"/>
+        <w:pBdr>
+          <w:top w:space="0" w:sz="0" w:val="nil"/>
+          <w:left w:space="0" w:sz="0" w:val="nil"/>
+          <w:bottom w:space="0" w:sz="0" w:val="nil"/>
+          <w:right w:space="0" w:sz="0" w:val="nil"/>
+          <w:between w:space="0" w:sz="0" w:val="nil"/>
+        </w:pBdr>
+        <w:shd w:fill="auto" w:val="clear"/>
+        <w:spacing w:after="0" w:before="302.75421142578125" w:line="240" w:lineRule="auto"/>
+        <w:ind w:left="0" w:right="-1405.5118110236212" w:firstLine="0"/>
+        <w:jc w:val="right"/>
+        <w:rPr/>
+      </w:pPr>
+      <w:r>
+        <w:rPr>
+          <w:rFonts w:ascii="Arial Unicode MS" w:cs="Arial Unicode MS" w:eastAsia="Arial Unicode MS" w:hAnsi="Arial Unicode MS"/>
+          <w:rtl w:val="0"/>
+        </w:rPr>
+        <w:t xml:space="preserve">ㅤㅤㅤ𝔒 choque contra a neve ao lado de Aster arrancou um engasgo seco da garganta de Amália. No momento em que os corvos de bicos dourados soltaram seu peso na camada gélida, a queimação do sangue de Nigredo subiu como chumbo derretido: veias enegrecidas desenhavam-se sob a pele das panturrilhas e coxas, enrijecendo a musculatura em um princípio de necrose que ameaçava paralisar seus membros inferiores por completo. O ardor era implacável e o ombro direito latejava pelo disparo anterior, mas a mente de Amália recusou o pânico. Ela entendia de carne, de sangria e de pontos vitais — sabia com exatidão onde a vida corria e onde a podridão tentava se instalar.</w:t>
+      </w:r>
+    </w:p>
+    <w:p>
+      <w:pPr>
+        <w:keepNext w:val="0"/>
+        <w:keepLines w:val="0"/>
+        <w:pageBreakBefore w:val="0"/>
+        <w:widowControl w:val="0"/>
+        <w:pBdr>
+          <w:top w:space="0" w:sz="0" w:val="nil"/>
+          <w:left w:space="0" w:sz="0" w:val="nil"/>
+          <w:bottom w:space="0" w:sz="0" w:val="nil"/>
+          <w:right w:space="0" w:sz="0" w:val="nil"/>
+          <w:between w:space="0" w:sz="0" w:val="nil"/>
+        </w:pBdr>
+        <w:shd w:fill="auto" w:val="clear"/>
+        <w:spacing w:after="0" w:before="302.75421142578125" w:line="240" w:lineRule="auto"/>
+        <w:ind w:left="0" w:right="-1405.5118110236212" w:firstLine="0"/>
+        <w:jc w:val="right"/>
+        <w:rPr/>
+      </w:pPr>
+      <w:r>
+        <w:rPr>
+          <w:rFonts w:ascii="Arial Unicode MS" w:cs="Arial Unicode MS" w:eastAsia="Arial Unicode MS" w:hAnsi="Arial Unicode MS"/>
+          <w:rtl w:val="0"/>
+        </w:rPr>
+        <w:t xml:space="preserve">ㅤㅤㅤ</w:t>
+      </w:r>
+    </w:p>
+    <w:p>
+      <w:pPr>
+        <w:keepNext w:val="0"/>
+        <w:keepLines w:val="0"/>
+        <w:pageBreakBefore w:val="0"/>
+        <w:widowControl w:val="0"/>
+        <w:pBdr>
+          <w:top w:space="0" w:sz="0" w:val="nil"/>
+          <w:left w:space="0" w:sz="0" w:val="nil"/>
+          <w:bottom w:space="0" w:sz="0" w:val="nil"/>
+          <w:right w:space="0" w:sz="0" w:val="nil"/>
+          <w:between w:space="0" w:sz="0" w:val="nil"/>
+        </w:pBdr>
+        <w:shd w:fill="auto" w:val="clear"/>
+        <w:spacing w:after="0" w:before="302.75421142578125" w:line="240" w:lineRule="auto"/>
+        <w:ind w:left="0" w:right="-1405.5118110236212" w:firstLine="0"/>
+        <w:jc w:val="right"/>
+        <w:rPr/>
+      </w:pPr>
+      <w:r>
+        <w:rPr>
+          <w:rFonts w:ascii="Arial Unicode MS" w:cs="Arial Unicode MS" w:eastAsia="Arial Unicode MS" w:hAnsi="Arial Unicode MS"/>
+          <w:rtl w:val="0"/>
+        </w:rPr>
+        <w:t xml:space="preserve">ㅤㅤㅤℭom a destreza ambidestra lapidada para o assassinato, sacou a lâmina curta prateada com a mão esquerda, sem vacilar. Seus dedos moveram-se com precisão: decepou tiras firmes de couro de suas vestes e amarrou-as com força acima dos joelhos, garroteando as principais vias vasculares para conter a subida do refluxo negro em direção ao tronco. Em seguida, num movimento suave e medido para não romper tendões, aplicou duas incisões rasas na base dos tornozelos, forçando o lodo coagulado a sangrar sobre a neve. A dor fez seus dentes estalarem e sua visão faiscar com o aro dourado, mas Amália travou a mandíbula e sustentou o choque físico.</w:t>
+      </w:r>
+    </w:p>
+    <w:p>
+      <w:pPr>
+        <w:keepNext w:val="0"/>
+        <w:keepLines w:val="0"/>
+        <w:pageBreakBefore w:val="0"/>
+        <w:widowControl w:val="0"/>
+        <w:pBdr>
+          <w:top w:space="0" w:sz="0" w:val="nil"/>
+          <w:left w:space="0" w:sz="0" w:val="nil"/>
+          <w:bottom w:space="0" w:sz="0" w:val="nil"/>
+          <w:right w:space="0" w:sz="0" w:val="nil"/>
+          <w:between w:space="0" w:sz="0" w:val="nil"/>
+        </w:pBdr>
+        <w:shd w:fill="auto" w:val="clear"/>
+        <w:spacing w:after="0" w:before="302.75421142578125" w:line="240" w:lineRule="auto"/>
+        <w:ind w:left="0" w:right="-1405.5118110236212" w:firstLine="0"/>
+        <w:jc w:val="right"/>
+        <w:rPr/>
+      </w:pPr>
+      <w:r>
+        <w:rPr>
+          <w:rFonts w:ascii="Arial Unicode MS" w:cs="Arial Unicode MS" w:eastAsia="Arial Unicode MS" w:hAnsi="Arial Unicode MS"/>
+          <w:rtl w:val="0"/>
+        </w:rPr>
+        <w:t xml:space="preserve">ㅤㅤㅤ</w:t>
+      </w:r>
+    </w:p>
+    <w:p>
+      <w:pPr>
+        <w:keepNext w:val="0"/>
+        <w:keepLines w:val="0"/>
+        <w:pageBreakBefore w:val="0"/>
+        <w:widowControl w:val="0"/>
+        <w:pBdr>
+          <w:top w:space="0" w:sz="0" w:val="nil"/>
+          <w:left w:space="0" w:sz="0" w:val="nil"/>
+          <w:bottom w:space="0" w:sz="0" w:val="nil"/>
+          <w:right w:space="0" w:sz="0" w:val="nil"/>
+          <w:between w:space="0" w:sz="0" w:val="nil"/>
+        </w:pBdr>
+        <w:shd w:fill="auto" w:val="clear"/>
+        <w:spacing w:after="0" w:before="302.75421142578125" w:line="240" w:lineRule="auto"/>
+        <w:ind w:left="0" w:right="-1405.5118110236212" w:firstLine="0"/>
+        <w:jc w:val="right"/>
+        <w:rPr/>
+      </w:pPr>
+      <w:r>
+        <w:rPr>
+          <w:rFonts w:ascii="Arial Unicode MS" w:cs="Arial Unicode MS" w:eastAsia="Arial Unicode MS" w:hAnsi="Arial Unicode MS"/>
+          <w:rtl w:val="0"/>
+        </w:rPr>
+        <w:t xml:space="preserve">ㅤㅤㅤ𝔒 rugido monstruoso que rasgou a névoa, porém, exigiu que a urgência médica desse lugar à frieza da sobrevivência. O estrondo das Feras de Ferro quebrando o horizonte não era uma ameaça comum; tratava-se da forja incansável de Lilith avançando sobre presas feridas. Com um olhar clínico e cuidadoso, Amália fez a leitura instantânea do cenário: Cael com o membro quebrado, Nicholas exausto pelo esforço do resgate, Aster desorientado pelas mutações do leviatã e ela própria sustentada em pernas amortecidas. Ficar no descampado nevado era um erro fatal; a abertura arcaica do Castelo de Gelo e Giz, com seus pórticos góticos estreitos, oferecia o único gargalo tático capaz de afunilar a investida das bestas e nivelar o confronto.</w:t>
+      </w:r>
+    </w:p>
+    <w:p>
+      <w:pPr>
+        <w:keepNext w:val="0"/>
+        <w:keepLines w:val="0"/>
+        <w:pageBreakBefore w:val="0"/>
+        <w:widowControl w:val="0"/>
+        <w:pBdr>
+          <w:top w:space="0" w:sz="0" w:val="nil"/>
+          <w:left w:space="0" w:sz="0" w:val="nil"/>
+          <w:bottom w:space="0" w:sz="0" w:val="nil"/>
+          <w:right w:space="0" w:sz="0" w:val="nil"/>
+          <w:between w:space="0" w:sz="0" w:val="nil"/>
+        </w:pBdr>
+        <w:shd w:fill="auto" w:val="clear"/>
+        <w:spacing w:after="0" w:before="302.75421142578125" w:line="240" w:lineRule="auto"/>
+        <w:ind w:left="0" w:right="-1405.5118110236212" w:firstLine="0"/>
+        <w:jc w:val="right"/>
+        <w:rPr/>
+      </w:pPr>
+      <w:r>
+        <w:rPr>
+          <w:rFonts w:ascii="Arial Unicode MS" w:cs="Arial Unicode MS" w:eastAsia="Arial Unicode MS" w:hAnsi="Arial Unicode MS"/>
+          <w:rtl w:val="0"/>
+        </w:rPr>
+        <w:t xml:space="preserve">ㅤㅤㅤ</w:t>
+      </w:r>
+    </w:p>
+    <w:p>
+      <w:pPr>
+        <w:keepNext w:val="0"/>
+        <w:keepLines w:val="0"/>
+        <w:pageBreakBefore w:val="0"/>
+        <w:widowControl w:val="0"/>
+        <w:pBdr>
+          <w:top w:space="0" w:sz="0" w:val="nil"/>
+          <w:left w:space="0" w:sz="0" w:val="nil"/>
+          <w:bottom w:space="0" w:sz="0" w:val="nil"/>
+          <w:right w:space="0" w:sz="0" w:val="nil"/>
+          <w:between w:space="0" w:sz="0" w:val="nil"/>
+        </w:pBdr>
+        <w:shd w:fill="auto" w:val="clear"/>
+        <w:spacing w:after="0" w:before="302.75421142578125" w:line="240" w:lineRule="auto"/>
+        <w:ind w:left="0" w:right="-1405.5118110236212" w:firstLine="0"/>
+        <w:jc w:val="right"/>
+        <w:rPr/>
+      </w:pPr>
+      <w:r>
+        <w:rPr>
+          <w:rFonts w:ascii="Arial Unicode MS" w:cs="Arial Unicode MS" w:eastAsia="Arial Unicode MS" w:hAnsi="Arial Unicode MS"/>
+          <w:rtl w:val="0"/>
+        </w:rPr>
+        <w:t xml:space="preserve">ㅤㅤㅤ𝔈la fincou a ponta prateada da lâmina no chão congelado para alavancar o corpo, forçando os músculos dormentes a obedecerem enquanto se colocava de pé entre os flocos de gelo. Não havia tempo para condolências ou hesitação. Assumindo a linha de frente daquela crise, ergueu a voz com a imponência firme e direta que costumava dobrar qualquer desordem ao redor, projetando o comando tanto para Aster quanto para os dois irmãos Trimegistus:</w:t>
+      </w:r>
+    </w:p>
+    <w:p>
+      <w:pPr>
+        <w:keepNext w:val="0"/>
+        <w:keepLines w:val="0"/>
+        <w:pageBreakBefore w:val="0"/>
+        <w:widowControl w:val="0"/>
+        <w:pBdr>
+          <w:top w:space="0" w:sz="0" w:val="nil"/>
+          <w:left w:space="0" w:sz="0" w:val="nil"/>
+          <w:bottom w:space="0" w:sz="0" w:val="nil"/>
+          <w:right w:space="0" w:sz="0" w:val="nil"/>
+          <w:between w:space="0" w:sz="0" w:val="nil"/>
+        </w:pBdr>
+        <w:shd w:fill="auto" w:val="clear"/>
+        <w:spacing w:after="0" w:before="302.75421142578125" w:line="240" w:lineRule="auto"/>
+        <w:ind w:left="0" w:right="-1405.5118110236212" w:firstLine="0"/>
+        <w:jc w:val="right"/>
+        <w:rPr/>
+      </w:pPr>
+      <w:r>
+        <w:rPr>
+          <w:rFonts w:ascii="Arial Unicode MS" w:cs="Arial Unicode MS" w:eastAsia="Arial Unicode MS" w:hAnsi="Arial Unicode MS"/>
+          <w:rtl w:val="0"/>
+        </w:rPr>
+        <w:t xml:space="preserve">ㅤㅤㅤ</w:t>
+      </w:r>
+    </w:p>
+    <w:p>
+      <w:pPr>
+        <w:keepNext w:val="0"/>
+        <w:keepLines w:val="0"/>
+        <w:pageBreakBefore w:val="0"/>
+        <w:widowControl w:val="0"/>
+        <w:pBdr>
+          <w:top w:space="0" w:sz="0" w:val="nil"/>
+          <w:left w:space="0" w:sz="0" w:val="nil"/>
+          <w:bottom w:space="0" w:sz="0" w:val="nil"/>
+          <w:right w:space="0" w:sz="0" w:val="nil"/>
+          <w:between w:space="0" w:sz="0" w:val="nil"/>
+        </w:pBdr>
+        <w:shd w:fill="auto" w:val="clear"/>
+        <w:spacing w:after="0" w:before="302.75421142578125" w:line="240" w:lineRule="auto"/>
+        <w:ind w:left="0" w:right="-1405.5118110236212" w:firstLine="0"/>
+        <w:jc w:val="right"/>
+        <w:rPr/>
+      </w:pPr>
+      <w:r>
+        <w:rPr>
+          <w:rFonts w:ascii="Arial Unicode MS" w:cs="Arial Unicode MS" w:eastAsia="Arial Unicode MS" w:hAnsi="Arial Unicode MS"/>
+          <w:rtl w:val="0"/>
+        </w:rPr>
+        <w:t xml:space="preserve">ㅤㅤㅤ— Levantem e andem! — ordenou Amália, a voz cortando a ventania com uma autoridade que não dava margem para questionamento. — São as Feras de Ferro na névoa. Se ficarmos parados neste descampado com braços partidos e carne podre, seremos massacrados. O portão daquele castelo é a nossa única contenção. Recuem para dentro das arcadas agora!</w:t>
+      </w:r>
+    </w:p>
+    <w:p>
+      <w:pPr>
+        <w:keepNext w:val="0"/>
+        <w:keepLines w:val="0"/>
+        <w:pageBreakBefore w:val="0"/>
+        <w:widowControl w:val="0"/>
+        <w:pBdr>
+          <w:top w:space="0" w:sz="0" w:val="nil"/>
+          <w:left w:space="0" w:sz="0" w:val="nil"/>
+          <w:bottom w:space="0" w:sz="0" w:val="nil"/>
+          <w:right w:space="0" w:sz="0" w:val="nil"/>
+          <w:between w:space="0" w:sz="0" w:val="nil"/>
+        </w:pBdr>
+        <w:shd w:fill="auto" w:val="clear"/>
+        <w:spacing w:after="0" w:before="302.75421142578125" w:line="240" w:lineRule="auto"/>
+        <w:ind w:left="0" w:right="-1405.5118110236212" w:firstLine="0"/>
+        <w:jc w:val="right"/>
+        <w:rPr/>
+      </w:pPr>
+    </w:p>
+    <w:p>
+      <w:pPr>
+        <w:keepNext w:val="0"/>
+        <w:keepLines w:val="0"/>
+        <w:pageBreakBefore w:val="0"/>
+        <w:widowControl w:val="0"/>
+        <w:pBdr>
+          <w:top w:space="0" w:sz="0" w:val="nil"/>
+          <w:left w:space="0" w:sz="0" w:val="nil"/>
+          <w:bottom w:space="0" w:sz="0" w:val="nil"/>
+          <w:right w:space="0" w:sz="0" w:val="nil"/>
+          <w:between w:space="0" w:sz="0" w:val="nil"/>
+        </w:pBdr>
+        <w:shd w:fill="auto" w:val="clear"/>
+        <w:spacing w:after="0" w:before="302.75421142578125" w:line="240" w:lineRule="auto"/>
+        <w:ind w:left="0" w:right="-1405.5118110236212" w:firstLine="0"/>
+        <w:jc w:val="right"/>
+        <w:rPr/>
+      </w:pPr>
+      <w:r>
+        <w:rPr>
+          <w:rtl w:val="0"/>
+        </w:rPr>
+        <w:t xml:space="preserve">─── ❖ ── ✦ ──</w:t>
+      </w:r>
+    </w:p>
+    <w:p>
+      <w:pPr>
+        <w:keepNext w:val="0"/>
+        <w:keepLines w:val="0"/>
+        <w:pageBreakBefore w:val="0"/>
+        <w:widowControl w:val="0"/>
+        <w:pBdr>
+          <w:top w:space="0" w:sz="0" w:val="nil"/>
+          <w:left w:space="0" w:sz="0" w:val="nil"/>
+          <w:bottom w:space="0" w:sz="0" w:val="nil"/>
+          <w:right w:space="0" w:sz="0" w:val="nil"/>
+          <w:between w:space="0" w:sz="0" w:val="nil"/>
+        </w:pBdr>
+        <w:shd w:fill="auto" w:val="clear"/>
+        <w:spacing w:after="0" w:before="302.75421142578125" w:line="240" w:lineRule="auto"/>
+        <w:ind w:left="0" w:right="-1405.5118110236212" w:firstLine="0"/>
+        <w:jc w:val="right"/>
+        <w:rPr/>
+      </w:pPr>
+      <w:r>
+        <w:rPr>
+          <w:rFonts w:ascii="Arial Unicode MS" w:cs="Arial Unicode MS" w:eastAsia="Arial Unicode MS" w:hAnsi="Arial Unicode MS"/>
+          <w:rtl w:val="0"/>
+        </w:rPr>
+        <w:t xml:space="preserve">ㅤㅤㅤ</w:t>
+      </w:r>
+    </w:p>
+    <w:p>
+      <w:pPr>
+        <w:keepNext w:val="0"/>
+        <w:keepLines w:val="0"/>
+        <w:pageBreakBefore w:val="0"/>
+        <w:widowControl w:val="0"/>
+        <w:pBdr>
+          <w:top w:space="0" w:sz="0" w:val="nil"/>
+          <w:left w:space="0" w:sz="0" w:val="nil"/>
+          <w:bottom w:space="0" w:sz="0" w:val="nil"/>
+          <w:right w:space="0" w:sz="0" w:val="nil"/>
+          <w:between w:space="0" w:sz="0" w:val="nil"/>
+        </w:pBdr>
+        <w:shd w:fill="auto" w:val="clear"/>
+        <w:spacing w:after="0" w:before="302.75421142578125" w:line="240" w:lineRule="auto"/>
+        <w:ind w:left="0" w:right="-1405.5118110236212" w:firstLine="0"/>
+        <w:jc w:val="right"/>
+        <w:rPr/>
+      </w:pPr>
+      <w:r>
+        <w:rPr>
+          <w:rFonts w:ascii="Arial Unicode MS" w:cs="Arial Unicode MS" w:eastAsia="Arial Unicode MS" w:hAnsi="Arial Unicode MS"/>
+          <w:rtl w:val="0"/>
+        </w:rPr>
+        <w:t xml:space="preserve">Resumo: Amália aterrissa na neve trazida pelos corvos e, utilizando seu domínio de assassina sobre pontos vitais e anatomia, empunha a lâmina com a mão esquerda para aplicar torniquetes e drenar o sangue de Nigredo nos tornozelos, estancando a subida da necrose. Diante do rugido das Feras de Ferro, avalia taticamente a desvantagem crítica em campo aberto e, erguendo-se com o apoio da arma, assume a liderança do grupo para ordenar a retirada imediata em direção ao Castelo de Gelo e Giz.</w:t>
+      </w:r>
+    </w:p>
+    <w:p>
+      <w:pPr>
+        <w:keepNext w:val="0"/>
+        <w:keepLines w:val="0"/>
+        <w:pageBreakBefore w:val="0"/>
+        <w:widowControl w:val="0"/>
+        <w:pBdr>
+          <w:top w:space="0" w:sz="0" w:val="nil"/>
+          <w:left w:space="0" w:sz="0" w:val="nil"/>
+          <w:bottom w:space="0" w:sz="0" w:val="nil"/>
+          <w:right w:space="0" w:sz="0" w:val="nil"/>
+          <w:between w:space="0" w:sz="0" w:val="nil"/>
+        </w:pBdr>
+        <w:shd w:fill="auto" w:val="clear"/>
+        <w:spacing w:after="0" w:before="302.75421142578125" w:line="240" w:lineRule="auto"/>
+        <w:ind w:left="0" w:right="-1405.5118110236212" w:firstLine="0"/>
+        <w:jc w:val="right"/>
+        <w:rPr/>
+      </w:pPr>
+    </w:p>
+    <w:p>
+      <w:pPr>
+        <w:keepNext w:val="0"/>
+        <w:keepLines w:val="0"/>
+        <w:pageBreakBefore w:val="0"/>
+        <w:widowControl w:val="0"/>
+        <w:pBdr>
+          <w:top w:space="0" w:sz="0" w:val="nil"/>
+          <w:left w:space="0" w:sz="0" w:val="nil"/>
+          <w:bottom w:space="0" w:sz="0" w:val="nil"/>
+          <w:right w:space="0" w:sz="0" w:val="nil"/>
+          <w:between w:space="0" w:sz="0" w:val="nil"/>
+        </w:pBdr>
+        <w:shd w:fill="auto" w:val="clear"/>
+        <w:spacing w:after="0" w:before="302.75421142578125" w:line="240" w:lineRule="auto"/>
+        <w:ind w:left="0" w:right="-1405.5118110236212" w:firstLine="0"/>
+        <w:jc w:val="right"/>
+        <w:rPr/>
+      </w:pPr>
+      <w:r>
+        <w:rPr>
+          <w:rFonts w:ascii="Arial Unicode MS" w:cs="Arial Unicode MS" w:eastAsia="Arial Unicode MS" w:hAnsi="Arial Unicode MS"/>
+          <w:rtl w:val="0"/>
+        </w:rPr>
+        <w:t xml:space="preserve">https://64.media.tumblr.com/56f51253605a8352542c57ff394179c0/f32873f90298578e-f7/s540x810/7b712155510dd7c198ee1c0ea6b0e1bbe666bd20.gifv</w:t>
+      </w:r>
+    </w:p>
+    <w:p>
+      <w:pPr>
+        <w:keepNext w:val="0"/>
+        <w:keepLines w:val="0"/>
+        <w:pageBreakBefore w:val="0"/>
+        <w:widowControl w:val="0"/>
+        <w:pBdr>
+          <w:top w:space="0" w:sz="0" w:val="nil"/>
+          <w:left w:space="0" w:sz="0" w:val="nil"/>
+          <w:bottom w:space="0" w:sz="0" w:val="nil"/>
+          <w:right w:space="0" w:sz="0" w:val="nil"/>
+          <w:between w:space="0" w:sz="0" w:val="nil"/>
+        </w:pBdr>
+        <w:shd w:fill="auto" w:val="clear"/>
+        <w:spacing w:after="0" w:before="302.75421142578125" w:line="240" w:lineRule="auto"/>
+        <w:ind w:left="0" w:right="-1405.5118110236212" w:firstLine="0"/>
+        <w:jc w:val="right"/>
+        <w:rPr/>
+      </w:pPr>
+    </w:p>
+    <w:p>
+      <w:pPr>
+        <w:keepNext w:val="0"/>
+        <w:keepLines w:val="0"/>
+        <w:pageBreakBefore w:val="0"/>
+        <w:widowControl w:val="0"/>
+        <w:pBdr>
+          <w:top w:space="0" w:sz="0" w:val="nil"/>
+          <w:left w:space="0" w:sz="0" w:val="nil"/>
+          <w:bottom w:space="0" w:sz="0" w:val="nil"/>
+          <w:right w:space="0" w:sz="0" w:val="nil"/>
+          <w:between w:space="0" w:sz="0" w:val="nil"/>
+        </w:pBdr>
+        <w:shd w:fill="auto" w:val="clear"/>
+        <w:spacing w:after="0" w:before="302.75421142578125" w:line="240" w:lineRule="auto"/>
+        <w:ind w:left="0" w:right="-1405.5118110236212" w:firstLine="0"/>
+        <w:jc w:val="right"/>
+        <w:rPr/>
+      </w:pPr>
+      <w:r>
+        <w:rPr>
+          <w:rtl w:val="0"/>
+        </w:rPr>
+        <w:t xml:space="preserve">ㅤㅤㅤㅤㅤㅤ⛧⃝𓄃 𝑵𝑨𝑹𝑹𝑨𝑪̧𝑨̃𝑶 ⋆˖⁺‧☽಄☾‧⁺˖⋆</w:t>
+      </w:r>
+    </w:p>
+    <w:p>
+      <w:pPr>
+        <w:keepNext w:val="0"/>
+        <w:keepLines w:val="0"/>
+        <w:pageBreakBefore w:val="0"/>
+        <w:widowControl w:val="0"/>
+        <w:pBdr>
+          <w:top w:space="0" w:sz="0" w:val="nil"/>
+          <w:left w:space="0" w:sz="0" w:val="nil"/>
+          <w:bottom w:space="0" w:sz="0" w:val="nil"/>
+          <w:right w:space="0" w:sz="0" w:val="nil"/>
+          <w:between w:space="0" w:sz="0" w:val="nil"/>
+        </w:pBdr>
+        <w:shd w:fill="auto" w:val="clear"/>
+        <w:spacing w:after="0" w:before="302.75421142578125" w:line="240" w:lineRule="auto"/>
+        <w:ind w:left="0" w:right="-1405.5118110236212" w:firstLine="0"/>
+        <w:jc w:val="right"/>
+        <w:rPr/>
+      </w:pPr>
+      <w:r>
+        <w:rPr>
+          <w:rFonts w:ascii="Arial Unicode MS" w:cs="Arial Unicode MS" w:eastAsia="Arial Unicode MS" w:hAnsi="Arial Unicode MS"/>
+          <w:rtl w:val="0"/>
+        </w:rPr>
+        <w:t xml:space="preserve">ㅤㅤRespirando com dificuldade, Amália conseguiu concentrar sua vontade para expelir parte da putrefação que corroía sua carne. Em um milagre profano, um dos corvos de sombras desceu dos céus e repousou sobre sua perna, solidificando-se instantaneamente como uma espécie de revestimento místico sobre a pele lesionada. Em seguida, uma segunda ave fez exatamente o mesmo sobre a outra perna. O exoesqueleto emplumado e sombrio reduziu a dor excruciante a um nível suportável, permitindo que a herdeira voltasse a firmar os pés para caminhar e prosseguir pelo percurso.</w:t>
+      </w:r>
+    </w:p>
+    <w:p>
+      <w:pPr>
+        <w:keepNext w:val="0"/>
+        <w:keepLines w:val="0"/>
+        <w:pageBreakBefore w:val="0"/>
+        <w:widowControl w:val="0"/>
+        <w:pBdr>
+          <w:top w:space="0" w:sz="0" w:val="nil"/>
+          <w:left w:space="0" w:sz="0" w:val="nil"/>
+          <w:bottom w:space="0" w:sz="0" w:val="nil"/>
+          <w:right w:space="0" w:sz="0" w:val="nil"/>
+          <w:between w:space="0" w:sz="0" w:val="nil"/>
+        </w:pBdr>
+        <w:shd w:fill="auto" w:val="clear"/>
+        <w:spacing w:after="0" w:before="302.75421142578125" w:line="240" w:lineRule="auto"/>
+        <w:ind w:left="0" w:right="-1405.5118110236212" w:firstLine="0"/>
+        <w:jc w:val="right"/>
+        <w:rPr/>
+      </w:pPr>
+      <w:r>
+        <w:rPr>
+          <w:rFonts w:ascii="Arial Unicode MS" w:cs="Arial Unicode MS" w:eastAsia="Arial Unicode MS" w:hAnsi="Arial Unicode MS"/>
+          <w:rtl w:val="0"/>
+        </w:rPr>
+        <w:t xml:space="preserve">ㅤㅤEntretanto, enquanto o grupo tentava dialogar e se reorganizar em meio ao caos, uma abominação grotesca formada puramente por ossos e sangue projetou-se do luto em direção a Asterion. A besta avançou com ferocidade cega contra o rapaz enquanto ele ainda flutuava, agarrando suas asas de penas multicoloridas e arremessando-o com violência brutal contra o solo congelado. Sem dar espaço para reação, a criatura fincou as garras afiadas diretamente sobre o abdômen do Belserion, buscando fazê-lo sangrar profusamente. [Teste de Destreza exigido para Asterion]</w:t>
+      </w:r>
+    </w:p>
+    <w:p>
+      <w:pPr>
+        <w:keepNext w:val="0"/>
+        <w:keepLines w:val="0"/>
+        <w:pageBreakBefore w:val="0"/>
+        <w:widowControl w:val="0"/>
+        <w:pBdr>
+          <w:top w:space="0" w:sz="0" w:val="nil"/>
+          <w:left w:space="0" w:sz="0" w:val="nil"/>
+          <w:bottom w:space="0" w:sz="0" w:val="nil"/>
+          <w:right w:space="0" w:sz="0" w:val="nil"/>
+          <w:between w:space="0" w:sz="0" w:val="nil"/>
+        </w:pBdr>
+        <w:shd w:fill="auto" w:val="clear"/>
+        <w:spacing w:after="0" w:before="302.75421142578125" w:line="240" w:lineRule="auto"/>
+        <w:ind w:left="0" w:right="-1405.5118110236212" w:firstLine="0"/>
+        <w:jc w:val="right"/>
+        <w:rPr/>
+      </w:pPr>
+      <w:r>
+        <w:rPr>
+          <w:rFonts w:ascii="Arial Unicode MS" w:cs="Arial Unicode MS" w:eastAsia="Arial Unicode MS" w:hAnsi="Arial Unicode MS"/>
+          <w:rtl w:val="0"/>
+        </w:rPr>
+        <w:t xml:space="preserve">ㅤㅤNesse exato instante, uma voz masculina e debochada ecoou por toda a extensão da colina, fazendo a cabeça de Cael arder em uma agonia insuportável. Ele sabia que Aidan Gallowdance estava próximo, e a dor do rapaz era a mesma que o Szardos sentia naquele momento.</w:t>
+      </w:r>
+    </w:p>
+    <w:p>
+      <w:pPr>
+        <w:keepNext w:val="0"/>
+        <w:keepLines w:val="0"/>
+        <w:pageBreakBefore w:val="0"/>
+        <w:widowControl w:val="0"/>
+        <w:pBdr>
+          <w:top w:space="0" w:sz="0" w:val="nil"/>
+          <w:left w:space="0" w:sz="0" w:val="nil"/>
+          <w:bottom w:space="0" w:sz="0" w:val="nil"/>
+          <w:right w:space="0" w:sz="0" w:val="nil"/>
+          <w:between w:space="0" w:sz="0" w:val="nil"/>
+        </w:pBdr>
+        <w:shd w:fill="auto" w:val="clear"/>
+        <w:spacing w:after="0" w:before="302.75421142578125" w:line="240" w:lineRule="auto"/>
+        <w:ind w:left="0" w:right="-1405.5118110236212" w:firstLine="0"/>
+        <w:jc w:val="right"/>
+        <w:rPr/>
+      </w:pPr>
+      <w:r>
+        <w:rPr>
+          <w:rFonts w:ascii="Arial Unicode MS" w:cs="Arial Unicode MS" w:eastAsia="Arial Unicode MS" w:hAnsi="Arial Unicode MS"/>
+          <w:rtl w:val="0"/>
+        </w:rPr>
+        <w:t xml:space="preserve">ㅤㅤㅤ⸻ 𝐍𝐚̃𝐨 𝐧𝐚̃𝐨. 𝐄𝐥𝐞 𝐧𝐚̃𝐨 𝐜𝐨𝐧𝐬𝐞𝐠𝐮𝐞. 𝐌𝐞𝐮 𝐢𝐫𝐦𝐚̃𝐨𝐳𝐢𝐧𝐡𝐨 𝐭𝐞𝐦 𝐯𝐚́𝐫𝐢𝐚𝐬 𝐥𝐢𝐦𝐢𝐭𝐚𝐜̧𝐨̃𝐞𝐬. 𝐅𝐢𝐳 𝐪𝐮𝐞𝐬𝐭𝐚̃𝐨 𝐝𝐞 𝐪𝐮𝐞 𝐨𝐬 𝐩𝐨𝐝𝐞𝐫𝐞𝐬 𝐝𝐞𝐥𝐞 𝐟𝐨𝐬𝐬𝐞𝐦 𝐛𝐥𝐨𝐪𝐮𝐞𝐚𝐝𝐨𝐬 𝐪𝐮𝐚𝐧𝐝𝐨 𝐌𝐚𝐦𝐚̃𝐞 𝐝𝐞𝐢𝐱𝐨𝐮 𝐝𝐞 𝐯𝐢𝐠𝐢𝐚𝐫 𝐨 𝐩𝐫𝐞𝐜𝐢𝐨𝐬𝐨 𝐟𝐢𝐥𝐡𝐨 𝐜𝐚𝐜̧𝐮𝐥𝐚 𝐝𝐞𝐥𝐚. 𝐒𝐚𝐛𝐞, 𝐞𝐮 𝐧𝐮𝐧𝐜𝐚 𝐠𝐨𝐬𝐭𝐞𝐢 𝐝𝐞 𝐝𝐢𝐯𝐢𝐝𝐢𝐫. 𝐄 𝐮𝐦𝐚 𝐚𝐦𝐢𝐠𝐚 𝐦𝐢𝐧𝐡𝐚 𝐭𝐞𝐦 𝐮𝐦 𝐩𝐞𝐧𝐬𝐚𝐦𝐞𝐧𝐭𝐨 𝐛𝐞𝐦 𝐩𝐚𝐫𝐞𝐜𝐢𝐝𝐨, 𝐚𝐜𝐫𝐞𝐝𝐢𝐭𝐚?</w:t>
+      </w:r>
+    </w:p>
+    <w:p>
+      <w:pPr>
+        <w:keepNext w:val="0"/>
+        <w:keepLines w:val="0"/>
+        <w:pageBreakBefore w:val="0"/>
+        <w:widowControl w:val="0"/>
+        <w:pBdr>
+          <w:top w:space="0" w:sz="0" w:val="nil"/>
+          <w:left w:space="0" w:sz="0" w:val="nil"/>
+          <w:bottom w:space="0" w:sz="0" w:val="nil"/>
+          <w:right w:space="0" w:sz="0" w:val="nil"/>
+          <w:between w:space="0" w:sz="0" w:val="nil"/>
+        </w:pBdr>
+        <w:shd w:fill="auto" w:val="clear"/>
+        <w:spacing w:after="0" w:before="302.75421142578125" w:line="240" w:lineRule="auto"/>
+        <w:ind w:left="0" w:right="-1405.5118110236212" w:firstLine="0"/>
+        <w:jc w:val="right"/>
+        <w:rPr/>
+      </w:pPr>
+      <w:r>
+        <w:rPr>
+          <w:rFonts w:ascii="Arial Unicode MS" w:cs="Arial Unicode MS" w:eastAsia="Arial Unicode MS" w:hAnsi="Arial Unicode MS"/>
+          <w:rtl w:val="0"/>
+        </w:rPr>
+        <w:t xml:space="preserve">ㅤㅤA maldição vinculada à voz fez com que os ossos de Cael começassem a crescer e se deformar grotescamente dentro de seu próprio corpo. O braço quebrado do garoto contorceu-se em ângulos não naturais, enquanto seu sangue jorrava quente e viscoso sobre a neve fria, manchando o solo. [Teste de Vontade exigido para Cael]</w:t>
+      </w:r>
+    </w:p>
+    <w:p>
+      <w:pPr>
+        <w:keepNext w:val="0"/>
+        <w:keepLines w:val="0"/>
+        <w:pageBreakBefore w:val="0"/>
+        <w:widowControl w:val="0"/>
+        <w:pBdr>
+          <w:top w:space="0" w:sz="0" w:val="nil"/>
+          <w:left w:space="0" w:sz="0" w:val="nil"/>
+          <w:bottom w:space="0" w:sz="0" w:val="nil"/>
+          <w:right w:space="0" w:sz="0" w:val="nil"/>
+          <w:between w:space="0" w:sz="0" w:val="nil"/>
+        </w:pBdr>
+        <w:shd w:fill="auto" w:val="clear"/>
+        <w:spacing w:after="0" w:before="302.75421142578125" w:line="240" w:lineRule="auto"/>
+        <w:ind w:left="0" w:right="-1405.5118110236212" w:firstLine="0"/>
+        <w:jc w:val="right"/>
+        <w:rPr/>
+      </w:pPr>
+      <w:r>
+        <w:rPr>
+          <w:rFonts w:ascii="Arial Unicode MS" w:cs="Arial Unicode MS" w:eastAsia="Arial Unicode MS" w:hAnsi="Arial Unicode MS"/>
+          <w:rtl w:val="0"/>
+        </w:rPr>
+        <w:t xml:space="preserve">ㅤㅤLogo em seguida, a quilômetros de distância no horizonte, Nicholas Trimegistus divisou a silhueta feminina trajando a inconfundível Máscara de Morcego. A figura mantinha as mãos erguidas e posicionadas no ar em formato de um pentagrama perfeito, direcionando seu olhar sádico diretamente ao marido.</w:t>
+      </w:r>
+    </w:p>
+    <w:p>
+      <w:pPr>
+        <w:keepNext w:val="0"/>
+        <w:keepLines w:val="0"/>
+        <w:pageBreakBefore w:val="0"/>
+        <w:widowControl w:val="0"/>
+        <w:pBdr>
+          <w:top w:space="0" w:sz="0" w:val="nil"/>
+          <w:left w:space="0" w:sz="0" w:val="nil"/>
+          <w:bottom w:space="0" w:sz="0" w:val="nil"/>
+          <w:right w:space="0" w:sz="0" w:val="nil"/>
+          <w:between w:space="0" w:sz="0" w:val="nil"/>
+        </w:pBdr>
+        <w:shd w:fill="auto" w:val="clear"/>
+        <w:spacing w:after="0" w:before="302.75421142578125" w:line="240" w:lineRule="auto"/>
+        <w:ind w:left="0" w:right="-1405.5118110236212" w:firstLine="0"/>
+        <w:jc w:val="right"/>
+        <w:rPr/>
+      </w:pPr>
+      <w:r>
+        <w:rPr>
+          <w:rFonts w:ascii="Arial Unicode MS" w:cs="Arial Unicode MS" w:eastAsia="Arial Unicode MS" w:hAnsi="Arial Unicode MS"/>
+          <w:rtl w:val="0"/>
+        </w:rPr>
+        <w:t xml:space="preserve">ㅤㅤㅤ⸻ 𝐎𝐢, 𝐚𝐦𝐨𝐨𝐨𝐨𝐫ⵑ 𝐕𝐨𝐜𝐞̂ 𝐣𝐚́ 𝐝𝐞𝐬𝐢𝐬𝐭𝐢𝐮 𝐝𝐞𝐬𝐬𝐚 𝐢𝐝𝐞𝐢𝐚 𝐝𝐞 𝐝𝐢𝐯𝐨́𝐫𝐜𝐢𝐨, 𝐩𝐮𝐝𝐢𝐧𝐳𝐢𝐧𝐡𝐨? 𝐄𝐮 𝐬𝐞𝐧𝐭𝐢 𝐭𝐚𝐚𝐚𝐚𝐚𝐧𝐭𝐚 𝐬𝐚𝐮𝐝𝐚𝐝𝐞𝐬 𝐝𝐨 𝐬𝐞𝐮 𝐜𝐚𝐥𝐨𝐫.</w:t>
+      </w:r>
+    </w:p>
+    <w:p>
+      <w:pPr>
+        <w:keepNext w:val="0"/>
+        <w:keepLines w:val="0"/>
+        <w:pageBreakBefore w:val="0"/>
+        <w:widowControl w:val="0"/>
+        <w:pBdr>
+          <w:top w:space="0" w:sz="0" w:val="nil"/>
+          <w:left w:space="0" w:sz="0" w:val="nil"/>
+          <w:bottom w:space="0" w:sz="0" w:val="nil"/>
+          <w:right w:space="0" w:sz="0" w:val="nil"/>
+          <w:between w:space="0" w:sz="0" w:val="nil"/>
+        </w:pBdr>
+        <w:shd w:fill="auto" w:val="clear"/>
+        <w:spacing w:after="0" w:before="302.75421142578125" w:line="240" w:lineRule="auto"/>
+        <w:ind w:left="0" w:right="-1405.5118110236212" w:firstLine="0"/>
+        <w:jc w:val="right"/>
+        <w:rPr/>
+      </w:pPr>
+      <w:r>
+        <w:rPr>
+          <w:rFonts w:ascii="Arial Unicode MS" w:cs="Arial Unicode MS" w:eastAsia="Arial Unicode MS" w:hAnsi="Arial Unicode MS"/>
+          <w:rtl w:val="0"/>
+        </w:rPr>
+        <w:t xml:space="preserve">ㅤㅤNo segundo em que Margot pronunciou a última palavra, o próprio ar estagnou. O vento estalou e soprou em uma cacofonia de milhares de gritos agônicos, liberando a investida do Coração Partido: uma tempestade de lâminas invisíveis e perfurantes irrompeu pela área, retalhando e destruindo instantaneamente árvores seculares, carcaças de criaturas, rochas maciças e a própria estrutura da montanha, que começou a ruir sobre a cabeça de todos. A mensagem era clara: qualquer tentativa de aproximação naquele estado seria suicídio absoluto. Para sobreviver à devastação, o grupo precisava correr desesperadamente e escapar do campo de visão da Noiva de Giz. [Teste de Destreza coletivo: Corram!]</w:t>
+      </w:r>
+    </w:p>
+    <w:p>
+      <w:pPr>
+        <w:keepNext w:val="0"/>
+        <w:keepLines w:val="0"/>
+        <w:pageBreakBefore w:val="0"/>
+        <w:widowControl w:val="0"/>
+        <w:pBdr>
+          <w:top w:space="0" w:sz="0" w:val="nil"/>
+          <w:left w:space="0" w:sz="0" w:val="nil"/>
+          <w:bottom w:space="0" w:sz="0" w:val="nil"/>
+          <w:right w:space="0" w:sz="0" w:val="nil"/>
+          <w:between w:space="0" w:sz="0" w:val="nil"/>
+        </w:pBdr>
+        <w:shd w:fill="auto" w:val="clear"/>
+        <w:spacing w:after="0" w:before="302.75421142578125" w:line="240" w:lineRule="auto"/>
+        <w:ind w:left="0" w:right="-1405.5118110236212" w:firstLine="0"/>
+        <w:jc w:val="right"/>
+        <w:rPr/>
+      </w:pPr>
+    </w:p>
+    <w:p>
+      <w:pPr>
+        <w:keepNext w:val="0"/>
+        <w:keepLines w:val="0"/>
+        <w:pageBreakBefore w:val="0"/>
+        <w:widowControl w:val="0"/>
+        <w:pBdr>
+          <w:top w:space="0" w:sz="0" w:val="nil"/>
+          <w:left w:space="0" w:sz="0" w:val="nil"/>
+          <w:bottom w:space="0" w:sz="0" w:val="nil"/>
+          <w:right w:space="0" w:sz="0" w:val="nil"/>
+          <w:between w:space="0" w:sz="0" w:val="nil"/>
+        </w:pBdr>
+        <w:shd w:fill="auto" w:val="clear"/>
+        <w:spacing w:after="0" w:before="302.75421142578125" w:line="240" w:lineRule="auto"/>
+        <w:ind w:left="0" w:right="-1405.5118110236212" w:firstLine="0"/>
+        <w:jc w:val="right"/>
+        <w:rPr/>
+      </w:pPr>
+      <w:r>
+        <w:rPr>
+          <w:rFonts w:ascii="Arial Unicode MS" w:cs="Arial Unicode MS" w:eastAsia="Arial Unicode MS" w:hAnsi="Arial Unicode MS"/>
+          <w:rtl w:val="0"/>
+        </w:rPr>
+        <w:t xml:space="preserve">https://64.media.tumblr.com/add8571f905e33e64a1ef3a7514e5c3b/617d4bc7717adabe-2e/s540x810/8ed218ab16f32b58174c0a093dcdb2974ad6120f.gifv</w:t>
+      </w:r>
+    </w:p>
+    <w:p>
+      <w:pPr>
+        <w:keepNext w:val="0"/>
+        <w:keepLines w:val="0"/>
+        <w:pageBreakBefore w:val="0"/>
+        <w:widowControl w:val="0"/>
+        <w:pBdr>
+          <w:top w:space="0" w:sz="0" w:val="nil"/>
+          <w:left w:space="0" w:sz="0" w:val="nil"/>
+          <w:bottom w:space="0" w:sz="0" w:val="nil"/>
+          <w:right w:space="0" w:sz="0" w:val="nil"/>
+          <w:between w:space="0" w:sz="0" w:val="nil"/>
+        </w:pBdr>
+        <w:shd w:fill="auto" w:val="clear"/>
+        <w:spacing w:after="0" w:before="302.75421142578125" w:line="240" w:lineRule="auto"/>
+        <w:ind w:left="0" w:right="-1405.5118110236212" w:firstLine="0"/>
+        <w:jc w:val="right"/>
+        <w:rPr/>
+      </w:pPr>
+      <w:r>
+        <w:rPr>
+          <w:rtl w:val="0"/>
+        </w:rPr>
+        <w:t xml:space="preserve">─── ❖ ── ✦ ── 𝔄𝔪𝔞́𝔩𝔦𝔞 𝔅𝔩𝔞𝔠𝔨𝔟𝔢𝔞𝔨 ── ✦ ── ❖ ───</w:t>
+      </w:r>
+    </w:p>
+    <w:p>
+      <w:pPr>
+        <w:keepNext w:val="0"/>
+        <w:keepLines w:val="0"/>
+        <w:pageBreakBefore w:val="0"/>
+        <w:widowControl w:val="0"/>
+        <w:pBdr>
+          <w:top w:space="0" w:sz="0" w:val="nil"/>
+          <w:left w:space="0" w:sz="0" w:val="nil"/>
+          <w:bottom w:space="0" w:sz="0" w:val="nil"/>
+          <w:right w:space="0" w:sz="0" w:val="nil"/>
+          <w:between w:space="0" w:sz="0" w:val="nil"/>
+        </w:pBdr>
+        <w:shd w:fill="auto" w:val="clear"/>
+        <w:spacing w:after="0" w:before="302.75421142578125" w:line="240" w:lineRule="auto"/>
+        <w:ind w:left="0" w:right="-1405.5118110236212" w:firstLine="0"/>
+        <w:jc w:val="right"/>
+        <w:rPr/>
+      </w:pPr>
+      <w:r>
+        <w:rPr>
+          <w:rFonts w:ascii="Arial Unicode MS" w:cs="Arial Unicode MS" w:eastAsia="Arial Unicode MS" w:hAnsi="Arial Unicode MS"/>
+          <w:rtl w:val="0"/>
+        </w:rPr>
+        <w:t xml:space="preserve">ㅤㅤㅤ</w:t>
+      </w:r>
+    </w:p>
+    <w:p>
+      <w:pPr>
+        <w:keepNext w:val="0"/>
+        <w:keepLines w:val="0"/>
+        <w:pageBreakBefore w:val="0"/>
+        <w:widowControl w:val="0"/>
+        <w:pBdr>
+          <w:top w:space="0" w:sz="0" w:val="nil"/>
+          <w:left w:space="0" w:sz="0" w:val="nil"/>
+          <w:bottom w:space="0" w:sz="0" w:val="nil"/>
+          <w:right w:space="0" w:sz="0" w:val="nil"/>
+          <w:between w:space="0" w:sz="0" w:val="nil"/>
+        </w:pBdr>
+        <w:shd w:fill="auto" w:val="clear"/>
+        <w:spacing w:after="0" w:before="302.75421142578125" w:line="240" w:lineRule="auto"/>
+        <w:ind w:left="0" w:right="-1405.5118110236212" w:firstLine="0"/>
+        <w:jc w:val="right"/>
+        <w:rPr/>
+      </w:pPr>
+      <w:r>
+        <w:rPr>
+          <w:rFonts w:ascii="Arial Unicode MS" w:cs="Arial Unicode MS" w:eastAsia="Arial Unicode MS" w:hAnsi="Arial Unicode MS"/>
+          <w:rtl w:val="0"/>
+        </w:rPr>
+        <w:t xml:space="preserve">ㅤㅤㅤ𝔒 toque das plumas negras solidificando-se contra a carne necrosada trouxe um alívio gélido e antinatural. As aves de bicos dourados fundiram suas sombras à pele em um exoesqueleto rígido, contendo o avanço da podridão de Nigredo e devolvendo aos joelhos de Amália a sustentação que a anatomia comum acabara de perder. Ela bateu as solas das botas no solo congelado, registrando o reforço místico com a frieza pragmática de quem não questiona milagres quando o cadafalso está armado. Contudo, não houve sequer um segundo para respirar: a violência desabou em cadeia sobre o vale.</w:t>
+      </w:r>
+    </w:p>
+    <w:p>
+      <w:pPr>
+        <w:keepNext w:val="0"/>
+        <w:keepLines w:val="0"/>
+        <w:pageBreakBefore w:val="0"/>
+        <w:widowControl w:val="0"/>
+        <w:pBdr>
+          <w:top w:space="0" w:sz="0" w:val="nil"/>
+          <w:left w:space="0" w:sz="0" w:val="nil"/>
+          <w:bottom w:space="0" w:sz="0" w:val="nil"/>
+          <w:right w:space="0" w:sz="0" w:val="nil"/>
+          <w:between w:space="0" w:sz="0" w:val="nil"/>
+        </w:pBdr>
+        <w:shd w:fill="auto" w:val="clear"/>
+        <w:spacing w:after="0" w:before="302.75421142578125" w:line="240" w:lineRule="auto"/>
+        <w:ind w:left="0" w:right="-1405.5118110236212" w:firstLine="0"/>
+        <w:jc w:val="right"/>
+        <w:rPr/>
+      </w:pPr>
+      <w:r>
+        <w:rPr>
+          <w:rFonts w:ascii="Arial Unicode MS" w:cs="Arial Unicode MS" w:eastAsia="Arial Unicode MS" w:hAnsi="Arial Unicode MS"/>
+          <w:rtl w:val="0"/>
+        </w:rPr>
+        <w:t xml:space="preserve">ㅤㅤㅤ</w:t>
+      </w:r>
+    </w:p>
+    <w:p>
+      <w:pPr>
+        <w:keepNext w:val="0"/>
+        <w:keepLines w:val="0"/>
+        <w:pageBreakBefore w:val="0"/>
+        <w:widowControl w:val="0"/>
+        <w:pBdr>
+          <w:top w:space="0" w:sz="0" w:val="nil"/>
+          <w:left w:space="0" w:sz="0" w:val="nil"/>
+          <w:bottom w:space="0" w:sz="0" w:val="nil"/>
+          <w:right w:space="0" w:sz="0" w:val="nil"/>
+          <w:between w:space="0" w:sz="0" w:val="nil"/>
+        </w:pBdr>
+        <w:shd w:fill="auto" w:val="clear"/>
+        <w:spacing w:after="0" w:before="302.75421142578125" w:line="240" w:lineRule="auto"/>
+        <w:ind w:left="0" w:right="-1405.5118110236212" w:firstLine="0"/>
+        <w:jc w:val="right"/>
+        <w:rPr/>
+      </w:pPr>
+      <w:r>
+        <w:rPr>
+          <w:rFonts w:ascii="Arial Unicode MS" w:cs="Arial Unicode MS" w:eastAsia="Arial Unicode MS" w:hAnsi="Arial Unicode MS"/>
+          <w:rtl w:val="0"/>
+        </w:rPr>
+        <w:t xml:space="preserve">ㅤㅤㅤ𝔄 abominação de sangue e ossos esmagando Aster contra o gelo, a voz sádica de Aidan torturando a estrutura óssea de Cael e, por fim, a silhueta da Máscara de Morcego erguendo-se a quilômetros no horizonte. No instante em que as palavras melífluas de Margot calaram o vento, os instintos de Amália soaram em alerta máximo ao lado de sua análise tática: aquilo não era um embate comum, era um expurgo em larga escala. O estrondo das milhares de lâminas invisíveis retalhando pinheiros seculares, carcaças e penhascos inteiros revelava uma tempestade de cortes imparável. Ficar no campo de visão da Noiva de Giz naquele terreno aberto significava ser desmembrada antes do próximo batimento cardíaco.</w:t>
+      </w:r>
+    </w:p>
+    <w:p>
+      <w:pPr>
+        <w:keepNext w:val="0"/>
+        <w:keepLines w:val="0"/>
+        <w:pageBreakBefore w:val="0"/>
+        <w:widowControl w:val="0"/>
+        <w:pBdr>
+          <w:top w:space="0" w:sz="0" w:val="nil"/>
+          <w:left w:space="0" w:sz="0" w:val="nil"/>
+          <w:bottom w:space="0" w:sz="0" w:val="nil"/>
+          <w:right w:space="0" w:sz="0" w:val="nil"/>
+          <w:between w:space="0" w:sz="0" w:val="nil"/>
+        </w:pBdr>
+        <w:shd w:fill="auto" w:val="clear"/>
+        <w:spacing w:after="0" w:before="302.75421142578125" w:line="240" w:lineRule="auto"/>
+        <w:ind w:left="0" w:right="-1405.5118110236212" w:firstLine="0"/>
+        <w:jc w:val="right"/>
+        <w:rPr/>
+      </w:pPr>
+      <w:r>
+        <w:rPr>
+          <w:rFonts w:ascii="Arial Unicode MS" w:cs="Arial Unicode MS" w:eastAsia="Arial Unicode MS" w:hAnsi="Arial Unicode MS"/>
+          <w:rtl w:val="0"/>
+        </w:rPr>
+        <w:t xml:space="preserve">ㅤㅤㅤ</w:t>
+      </w:r>
+    </w:p>
+    <w:p>
+      <w:pPr>
+        <w:keepNext w:val="0"/>
+        <w:keepLines w:val="0"/>
+        <w:pageBreakBefore w:val="0"/>
+        <w:widowControl w:val="0"/>
+        <w:pBdr>
+          <w:top w:space="0" w:sz="0" w:val="nil"/>
+          <w:left w:space="0" w:sz="0" w:val="nil"/>
+          <w:bottom w:space="0" w:sz="0" w:val="nil"/>
+          <w:right w:space="0" w:sz="0" w:val="nil"/>
+          <w:between w:space="0" w:sz="0" w:val="nil"/>
+        </w:pBdr>
+        <w:shd w:fill="auto" w:val="clear"/>
+        <w:spacing w:after="0" w:before="302.75421142578125" w:line="240" w:lineRule="auto"/>
+        <w:ind w:left="0" w:right="-1405.5118110236212" w:firstLine="0"/>
+        <w:jc w:val="right"/>
+        <w:rPr/>
+      </w:pPr>
+      <w:r>
+        <w:rPr>
+          <w:rFonts w:ascii="Arial Unicode MS" w:cs="Arial Unicode MS" w:eastAsia="Arial Unicode MS" w:hAnsi="Arial Unicode MS"/>
+          <w:rtl w:val="0"/>
+        </w:rPr>
+        <w:t xml:space="preserve">ㅤㅤㅤ— Não parem! Cortem a linha de visão dela, entrem no castelo agora! — bradou Amália, a voz ecoando cortante sobre o vendaval de gritos e ruínas, usando sua liderança nata para arrancar os companheiros do torpor e ditar a rota de fuga.</w:t>
+      </w:r>
+    </w:p>
+    <w:p>
+      <w:pPr>
+        <w:keepNext w:val="0"/>
+        <w:keepLines w:val="0"/>
+        <w:pageBreakBefore w:val="0"/>
+        <w:widowControl w:val="0"/>
+        <w:pBdr>
+          <w:top w:space="0" w:sz="0" w:val="nil"/>
+          <w:left w:space="0" w:sz="0" w:val="nil"/>
+          <w:bottom w:space="0" w:sz="0" w:val="nil"/>
+          <w:right w:space="0" w:sz="0" w:val="nil"/>
+          <w:between w:space="0" w:sz="0" w:val="nil"/>
+        </w:pBdr>
+        <w:shd w:fill="auto" w:val="clear"/>
+        <w:spacing w:after="0" w:before="302.75421142578125" w:line="240" w:lineRule="auto"/>
+        <w:ind w:left="0" w:right="-1405.5118110236212" w:firstLine="0"/>
+        <w:jc w:val="right"/>
+        <w:rPr/>
+      </w:pPr>
+      <w:r>
+        <w:rPr>
+          <w:rFonts w:ascii="Arial Unicode MS" w:cs="Arial Unicode MS" w:eastAsia="Arial Unicode MS" w:hAnsi="Arial Unicode MS"/>
+          <w:rtl w:val="0"/>
+        </w:rPr>
+        <w:t xml:space="preserve">ㅤㅤㅤ</w:t>
+      </w:r>
+    </w:p>
+    <w:p>
+      <w:pPr>
+        <w:keepNext w:val="0"/>
+        <w:keepLines w:val="0"/>
+        <w:pageBreakBefore w:val="0"/>
+        <w:widowControl w:val="0"/>
+        <w:pBdr>
+          <w:top w:space="0" w:sz="0" w:val="nil"/>
+          <w:left w:space="0" w:sz="0" w:val="nil"/>
+          <w:bottom w:space="0" w:sz="0" w:val="nil"/>
+          <w:right w:space="0" w:sz="0" w:val="nil"/>
+          <w:between w:space="0" w:sz="0" w:val="nil"/>
+        </w:pBdr>
+        <w:shd w:fill="auto" w:val="clear"/>
+        <w:spacing w:after="0" w:before="302.75421142578125" w:line="240" w:lineRule="auto"/>
+        <w:ind w:left="0" w:right="-1405.5118110236212" w:firstLine="0"/>
+        <w:jc w:val="right"/>
+        <w:rPr/>
+      </w:pPr>
+      <w:r>
+        <w:rPr>
+          <w:rFonts w:ascii="Arial Unicode MS" w:cs="Arial Unicode MS" w:eastAsia="Arial Unicode MS" w:hAnsi="Arial Unicode MS"/>
+          <w:rtl w:val="0"/>
+        </w:rPr>
+        <w:t xml:space="preserve">ㅤㅤㅤ𝔈la disparou. Valendo-se da precisão e leveza corporal lapidadas por seu treinamento de assassina, e contando com o apoio mecânico das pernas revestidas em penas, Amália lançou-se em corrida veloz contra o solo irregular e traiçoeiro. Ziguezagueou com agilidade entre os blocos de granito que desabavam do topo da encosta, cravando as solas no gelo e mantendo o centro de gravidade rebaixado para desviar das fendas abertas pelo tremor. Seus olhos esquadrinhavam o ar a cada fração de segundo, decodificando a trajetória dos estilhaços e a poeira de giz para evitar as zonas de corte mais denso.</w:t>
+      </w:r>
+    </w:p>
+    <w:p>
+      <w:pPr>
+        <w:keepNext w:val="0"/>
+        <w:keepLines w:val="0"/>
+        <w:pageBreakBefore w:val="0"/>
+        <w:widowControl w:val="0"/>
+        <w:pBdr>
+          <w:top w:space="0" w:sz="0" w:val="nil"/>
+          <w:left w:space="0" w:sz="0" w:val="nil"/>
+          <w:bottom w:space="0" w:sz="0" w:val="nil"/>
+          <w:right w:space="0" w:sz="0" w:val="nil"/>
+          <w:between w:space="0" w:sz="0" w:val="nil"/>
+        </w:pBdr>
+        <w:shd w:fill="auto" w:val="clear"/>
+        <w:spacing w:after="0" w:before="302.75421142578125" w:line="240" w:lineRule="auto"/>
+        <w:ind w:left="0" w:right="-1405.5118110236212" w:firstLine="0"/>
+        <w:jc w:val="right"/>
+        <w:rPr/>
+      </w:pPr>
+      <w:r>
+        <w:rPr>
+          <w:rFonts w:ascii="Arial Unicode MS" w:cs="Arial Unicode MS" w:eastAsia="Arial Unicode MS" w:hAnsi="Arial Unicode MS"/>
+          <w:rtl w:val="0"/>
+        </w:rPr>
+        <w:t xml:space="preserve">ㅤㅤㅤ</w:t>
+      </w:r>
+    </w:p>
+    <w:p>
+      <w:pPr>
+        <w:keepNext w:val="0"/>
+        <w:keepLines w:val="0"/>
+        <w:pageBreakBefore w:val="0"/>
+        <w:widowControl w:val="0"/>
+        <w:pBdr>
+          <w:top w:space="0" w:sz="0" w:val="nil"/>
+          <w:left w:space="0" w:sz="0" w:val="nil"/>
+          <w:bottom w:space="0" w:sz="0" w:val="nil"/>
+          <w:right w:space="0" w:sz="0" w:val="nil"/>
+          <w:between w:space="0" w:sz="0" w:val="nil"/>
+        </w:pBdr>
+        <w:shd w:fill="auto" w:val="clear"/>
+        <w:spacing w:after="0" w:before="302.75421142578125" w:line="240" w:lineRule="auto"/>
+        <w:ind w:left="0" w:right="-1405.5118110236212" w:firstLine="0"/>
+        <w:jc w:val="right"/>
+        <w:rPr/>
+      </w:pPr>
+      <w:r>
+        <w:rPr>
+          <w:rFonts w:ascii="Arial Unicode MS" w:cs="Arial Unicode MS" w:eastAsia="Arial Unicode MS" w:hAnsi="Arial Unicode MS"/>
+          <w:rtl w:val="0"/>
+        </w:rPr>
+        <w:t xml:space="preserve">ㅤㅤㅤℭontudo, o colapso da montanha cobria o céu em rochas e o vácuo das navalhas invisíveis avançava impiedoso pela sua retaguarda. Sem frear o ritmo da arrancada e suportando a queimação no ombro alvejado, Amália estendeu a mão esquerda para trás e projetou os filamentos fáticos: fate's weave. Fios invisíveis e reluzentes brotaram de seu peito e esticaram-se na atmosfera, vibrando em ressonância para erguer uma barreira mística e translúcida de sete metros inclinada sobre a retaguarda do trajeto. O escudo sustentou-se no limite de sua concentração, defletindo blocos maciços de pedra e amortecendo o impacto da tempestade de ar cortante de Margot tempo suficiente para que ela transpusesse os escombros e alcançasse a sombra das imponentes arcadas góticas do Castelo de Gelo e Giz. O tributo do destino cobrou seu preço de imediato: uma pontada cegante perfurou sua caixa craniana e uma vertigem fez suas têmporas latejarem com violência, mas Amália travou os calcanhares sob a abóbada de alabastro, mantendo-se em pé e quebrando, enfim, o campo de visão da assassina.</w:t>
+      </w:r>
+    </w:p>
+    <w:p>
+      <w:pPr>
+        <w:keepNext w:val="0"/>
+        <w:keepLines w:val="0"/>
+        <w:pageBreakBefore w:val="0"/>
+        <w:widowControl w:val="0"/>
+        <w:pBdr>
+          <w:top w:space="0" w:sz="0" w:val="nil"/>
+          <w:left w:space="0" w:sz="0" w:val="nil"/>
+          <w:bottom w:space="0" w:sz="0" w:val="nil"/>
+          <w:right w:space="0" w:sz="0" w:val="nil"/>
+          <w:between w:space="0" w:sz="0" w:val="nil"/>
+        </w:pBdr>
+        <w:shd w:fill="auto" w:val="clear"/>
+        <w:spacing w:after="0" w:before="302.75421142578125" w:line="240" w:lineRule="auto"/>
+        <w:ind w:left="0" w:right="-1405.5118110236212" w:firstLine="0"/>
+        <w:jc w:val="right"/>
+        <w:rPr/>
+      </w:pPr>
+    </w:p>
+    <w:p>
+      <w:pPr>
+        <w:keepNext w:val="0"/>
+        <w:keepLines w:val="0"/>
+        <w:pageBreakBefore w:val="0"/>
+        <w:widowControl w:val="0"/>
+        <w:pBdr>
+          <w:top w:space="0" w:sz="0" w:val="nil"/>
+          <w:left w:space="0" w:sz="0" w:val="nil"/>
+          <w:bottom w:space="0" w:sz="0" w:val="nil"/>
+          <w:right w:space="0" w:sz="0" w:val="nil"/>
+          <w:between w:space="0" w:sz="0" w:val="nil"/>
+        </w:pBdr>
+        <w:shd w:fill="auto" w:val="clear"/>
+        <w:spacing w:after="0" w:before="302.75421142578125" w:line="240" w:lineRule="auto"/>
+        <w:ind w:left="0" w:right="-1405.5118110236212" w:firstLine="0"/>
+        <w:jc w:val="right"/>
+        <w:rPr/>
+      </w:pPr>
+      <w:r>
+        <w:rPr>
+          <w:rtl w:val="0"/>
+        </w:rPr>
+        <w:t xml:space="preserve">─── ❖ ── ✦ ──</w:t>
+      </w:r>
+    </w:p>
+    <w:p>
+      <w:pPr>
+        <w:keepNext w:val="0"/>
+        <w:keepLines w:val="0"/>
+        <w:pageBreakBefore w:val="0"/>
+        <w:widowControl w:val="0"/>
+        <w:pBdr>
+          <w:top w:space="0" w:sz="0" w:val="nil"/>
+          <w:left w:space="0" w:sz="0" w:val="nil"/>
+          <w:bottom w:space="0" w:sz="0" w:val="nil"/>
+          <w:right w:space="0" w:sz="0" w:val="nil"/>
+          <w:between w:space="0" w:sz="0" w:val="nil"/>
+        </w:pBdr>
+        <w:shd w:fill="auto" w:val="clear"/>
+        <w:spacing w:after="0" w:before="302.75421142578125" w:line="240" w:lineRule="auto"/>
+        <w:ind w:left="0" w:right="-1405.5118110236212" w:firstLine="0"/>
+        <w:jc w:val="right"/>
+        <w:rPr/>
+      </w:pPr>
+      <w:r>
+        <w:rPr>
+          <w:rFonts w:ascii="Arial Unicode MS" w:cs="Arial Unicode MS" w:eastAsia="Arial Unicode MS" w:hAnsi="Arial Unicode MS"/>
+          <w:rtl w:val="0"/>
+        </w:rPr>
+        <w:t xml:space="preserve">ㅤㅤㅤ</w:t>
+      </w:r>
+    </w:p>
+    <w:p>
+      <w:pPr>
+        <w:keepNext w:val="0"/>
+        <w:keepLines w:val="0"/>
+        <w:pageBreakBefore w:val="0"/>
+        <w:widowControl w:val="0"/>
+        <w:pBdr>
+          <w:top w:space="0" w:sz="0" w:val="nil"/>
+          <w:left w:space="0" w:sz="0" w:val="nil"/>
+          <w:bottom w:space="0" w:sz="0" w:val="nil"/>
+          <w:right w:space="0" w:sz="0" w:val="nil"/>
+          <w:between w:space="0" w:sz="0" w:val="nil"/>
+        </w:pBdr>
+        <w:shd w:fill="auto" w:val="clear"/>
+        <w:spacing w:after="0" w:before="302.75421142578125" w:line="240" w:lineRule="auto"/>
+        <w:ind w:left="0" w:right="-1405.5118110236212" w:firstLine="0"/>
+        <w:jc w:val="right"/>
+        <w:rPr/>
+      </w:pPr>
+      <w:r>
+        <w:rPr>
+          <w:rFonts w:ascii="Arial Unicode MS" w:cs="Arial Unicode MS" w:eastAsia="Arial Unicode MS" w:hAnsi="Arial Unicode MS"/>
+          <w:rtl w:val="0"/>
+        </w:rPr>
+        <w:t xml:space="preserve">Resumo: Estabilizada pelo exoesqueleto de penas que conteve a podridão em suas pernas, Amália assume o comando da retirada e brada para que todos fujam em direção ao Castelo de Gelo e Giz. Em disparada ágil pelo relevo em colapso, utiliza sua leitura tática para traçar a rota e manifesta a barreira defensiva de sete metros de fate's weave na retaguarda, suportando o bombardeio de rochas e lâminas invisíveis para alcançar a proteção das arcadas góticas, onde quebra a linha de visão de Margot enquanto lida com a enxaqueca do tributo fático.</w:t>
+      </w:r>
+    </w:p>
+    <w:p>
+      <w:pPr>
+        <w:keepNext w:val="0"/>
+        <w:keepLines w:val="0"/>
+        <w:pageBreakBefore w:val="0"/>
+        <w:widowControl w:val="0"/>
+        <w:pBdr>
+          <w:top w:space="0" w:sz="0" w:val="nil"/>
+          <w:left w:space="0" w:sz="0" w:val="nil"/>
+          <w:bottom w:space="0" w:sz="0" w:val="nil"/>
+          <w:right w:space="0" w:sz="0" w:val="nil"/>
+          <w:between w:space="0" w:sz="0" w:val="nil"/>
+        </w:pBdr>
+        <w:shd w:fill="auto" w:val="clear"/>
+        <w:spacing w:after="0" w:before="302.75421142578125" w:line="240" w:lineRule="auto"/>
+        <w:ind w:left="0" w:right="-1405.5118110236212" w:firstLine="0"/>
+        <w:jc w:val="right"/>
+        <w:rPr/>
+      </w:pPr>
+    </w:p>
+    <w:p>
+      <w:pPr>
+        <w:keepNext w:val="0"/>
+        <w:keepLines w:val="0"/>
+        <w:pageBreakBefore w:val="0"/>
+        <w:widowControl w:val="0"/>
+        <w:pBdr>
+          <w:top w:space="0" w:sz="0" w:val="nil"/>
+          <w:left w:space="0" w:sz="0" w:val="nil"/>
+          <w:bottom w:space="0" w:sz="0" w:val="nil"/>
+          <w:right w:space="0" w:sz="0" w:val="nil"/>
+          <w:between w:space="0" w:sz="0" w:val="nil"/>
+        </w:pBdr>
+        <w:shd w:fill="auto" w:val="clear"/>
+        <w:spacing w:after="0" w:before="302.75421142578125" w:line="240" w:lineRule="auto"/>
+        <w:ind w:left="0" w:right="-1405.5118110236212" w:firstLine="0"/>
+        <w:jc w:val="right"/>
+        <w:rPr/>
+      </w:pPr>
+      <w:r>
+        <w:rPr>
+          <w:rFonts w:ascii="Arial Unicode MS" w:cs="Arial Unicode MS" w:eastAsia="Arial Unicode MS" w:hAnsi="Arial Unicode MS"/>
+          <w:rtl w:val="0"/>
+        </w:rPr>
+        <w:t xml:space="preserve">https://64.media.tumblr.com/8b040fd9473847f2b235197b78f2546e/bd81c4eeeba48980-43/s540x810/210932b6f02a835600081117f35a9445fd3bfa8f.gif</w:t>
       </w:r>
     </w:p>
     <w:sectPr>

--- a/Missão.pdf.docx
+++ b/Missão.pdf.docx
@@ -18175,6 +18175,650 @@
           <w:rtl w:val="0"/>
         </w:rPr>
         <w:t xml:space="preserve">https://64.media.tumblr.com/8b040fd9473847f2b235197b78f2546e/bd81c4eeeba48980-43/s540x810/210932b6f02a835600081117f35a9445fd3bfa8f.gif</w:t>
+      </w:r>
+    </w:p>
+    <w:p>
+      <w:pPr>
+        <w:keepNext w:val="0"/>
+        <w:keepLines w:val="0"/>
+        <w:pageBreakBefore w:val="0"/>
+        <w:widowControl w:val="0"/>
+        <w:pBdr>
+          <w:top w:space="0" w:sz="0" w:val="nil"/>
+          <w:left w:space="0" w:sz="0" w:val="nil"/>
+          <w:bottom w:space="0" w:sz="0" w:val="nil"/>
+          <w:right w:space="0" w:sz="0" w:val="nil"/>
+          <w:between w:space="0" w:sz="0" w:val="nil"/>
+        </w:pBdr>
+        <w:shd w:fill="auto" w:val="clear"/>
+        <w:spacing w:after="0" w:before="302.75421142578125" w:line="240" w:lineRule="auto"/>
+        <w:ind w:left="0" w:right="-1405.5118110236212" w:firstLine="0"/>
+        <w:jc w:val="right"/>
+        <w:rPr/>
+      </w:pPr>
+      <w:r>
+        <w:rPr>
+          <w:rtl w:val="0"/>
+        </w:rPr>
+        <w:t xml:space="preserve">─── ❖ ── ✦ ── 𝔄𝔪𝔞́𝔩𝔦𝔞 𝔅𝔩𝔞𝔠𝔨𝔟𝔢𝔞𝔨 ── ✦ ── ❖ ───</w:t>
+      </w:r>
+    </w:p>
+    <w:p>
+      <w:pPr>
+        <w:keepNext w:val="0"/>
+        <w:keepLines w:val="0"/>
+        <w:pageBreakBefore w:val="0"/>
+        <w:widowControl w:val="0"/>
+        <w:pBdr>
+          <w:top w:space="0" w:sz="0" w:val="nil"/>
+          <w:left w:space="0" w:sz="0" w:val="nil"/>
+          <w:bottom w:space="0" w:sz="0" w:val="nil"/>
+          <w:right w:space="0" w:sz="0" w:val="nil"/>
+          <w:between w:space="0" w:sz="0" w:val="nil"/>
+        </w:pBdr>
+        <w:shd w:fill="auto" w:val="clear"/>
+        <w:spacing w:after="0" w:before="302.75421142578125" w:line="240" w:lineRule="auto"/>
+        <w:ind w:left="0" w:right="-1405.5118110236212" w:firstLine="0"/>
+        <w:jc w:val="right"/>
+        <w:rPr/>
+      </w:pPr>
+      <w:r>
+        <w:rPr>
+          <w:rFonts w:ascii="Arial Unicode MS" w:cs="Arial Unicode MS" w:eastAsia="Arial Unicode MS" w:hAnsi="Arial Unicode MS"/>
+          <w:rtl w:val="0"/>
+        </w:rPr>
+        <w:t xml:space="preserve">ㅤㅤㅤ</w:t>
+      </w:r>
+    </w:p>
+    <w:p>
+      <w:pPr>
+        <w:keepNext w:val="0"/>
+        <w:keepLines w:val="0"/>
+        <w:pageBreakBefore w:val="0"/>
+        <w:widowControl w:val="0"/>
+        <w:pBdr>
+          <w:top w:space="0" w:sz="0" w:val="nil"/>
+          <w:left w:space="0" w:sz="0" w:val="nil"/>
+          <w:bottom w:space="0" w:sz="0" w:val="nil"/>
+          <w:right w:space="0" w:sz="0" w:val="nil"/>
+          <w:between w:space="0" w:sz="0" w:val="nil"/>
+        </w:pBdr>
+        <w:shd w:fill="auto" w:val="clear"/>
+        <w:spacing w:after="0" w:before="302.75421142578125" w:line="240" w:lineRule="auto"/>
+        <w:ind w:left="0" w:right="-1405.5118110236212" w:firstLine="0"/>
+        <w:jc w:val="right"/>
+        <w:rPr/>
+      </w:pPr>
+      <w:r>
+        <w:rPr>
+          <w:rFonts w:ascii="Arial Unicode MS" w:cs="Arial Unicode MS" w:eastAsia="Arial Unicode MS" w:hAnsi="Arial Unicode MS"/>
+          <w:rtl w:val="0"/>
+        </w:rPr>
+        <w:t xml:space="preserve">ㅤㅤㅤ𝔒 portão fechou atrás dela com um estalo seco, e o silêncio que veio depois foi pior que o rugido. Amália ficou parada um instante, só ouvindo. O castelo não rangia. Não se acomodava com o vento como pedra velha costuma fazer. Por baixo do gelo havia giz, e no giz havia riscos retos demais para serem rachaduras — linhas que alguém tinha desenhado com paciência, sem pressa nenhuma de terminar. Ela encostou os dedos na mais próxima e sentiu a coisa responder, uma firmeza quieta, como se a parede soubesse exatamente o que era. Isso bastou. Era Cabalístico: forja, sangue, osso, o ramo que dá forma às coisas e não aceita que nada escape dele. O mesmo ramo do Rei de Giz. O mesmo ramo das Feras de Ferro que ainda rugiam do lado de fora. E ela, que carregava morte e sombra e som no sangue, estava do lado errado da equação. Puxou um fio de tecelagem só para testar, e o fio voltou duro, sem ceder, como corda molhada demais para ser amarrada. A revoada morreu-lhe na garganta. Amália soltou o ar pelo nariz, quase achando graça. Claro. Sombra não corta forja.</w:t>
+      </w:r>
+    </w:p>
+    <w:p>
+      <w:pPr>
+        <w:keepNext w:val="0"/>
+        <w:keepLines w:val="0"/>
+        <w:pageBreakBefore w:val="0"/>
+        <w:widowControl w:val="0"/>
+        <w:pBdr>
+          <w:top w:space="0" w:sz="0" w:val="nil"/>
+          <w:left w:space="0" w:sz="0" w:val="nil"/>
+          <w:bottom w:space="0" w:sz="0" w:val="nil"/>
+          <w:right w:space="0" w:sz="0" w:val="nil"/>
+          <w:between w:space="0" w:sz="0" w:val="nil"/>
+        </w:pBdr>
+        <w:shd w:fill="auto" w:val="clear"/>
+        <w:spacing w:after="0" w:before="302.75421142578125" w:line="240" w:lineRule="auto"/>
+        <w:ind w:left="0" w:right="-1405.5118110236212" w:firstLine="0"/>
+        <w:jc w:val="right"/>
+        <w:rPr/>
+      </w:pPr>
+      <w:r>
+        <w:rPr>
+          <w:rFonts w:ascii="Arial Unicode MS" w:cs="Arial Unicode MS" w:eastAsia="Arial Unicode MS" w:hAnsi="Arial Unicode MS"/>
+          <w:rtl w:val="0"/>
+        </w:rPr>
+        <w:t xml:space="preserve">ㅤㅤㅤ</w:t>
+      </w:r>
+    </w:p>
+    <w:p>
+      <w:pPr>
+        <w:keepNext w:val="0"/>
+        <w:keepLines w:val="0"/>
+        <w:pageBreakBefore w:val="0"/>
+        <w:widowControl w:val="0"/>
+        <w:pBdr>
+          <w:top w:space="0" w:sz="0" w:val="nil"/>
+          <w:left w:space="0" w:sz="0" w:val="nil"/>
+          <w:bottom w:space="0" w:sz="0" w:val="nil"/>
+          <w:right w:space="0" w:sz="0" w:val="nil"/>
+          <w:between w:space="0" w:sz="0" w:val="nil"/>
+        </w:pBdr>
+        <w:shd w:fill="auto" w:val="clear"/>
+        <w:spacing w:after="0" w:before="302.75421142578125" w:line="240" w:lineRule="auto"/>
+        <w:ind w:left="0" w:right="-1405.5118110236212" w:firstLine="0"/>
+        <w:jc w:val="right"/>
+        <w:rPr/>
+      </w:pPr>
+      <w:r>
+        <w:rPr>
+          <w:rFonts w:ascii="Arial Unicode MS" w:cs="Arial Unicode MS" w:eastAsia="Arial Unicode MS" w:hAnsi="Arial Unicode MS"/>
+          <w:rtl w:val="0"/>
+        </w:rPr>
+        <w:t xml:space="preserve">ㅤㅤㅤ𝔈ntão parou de lutar do jeito de sempre e decidiu lutar do jeito que aquele lugar entendia. Passou a mão no gelo da parede, marcou mentalmente o vão do corredor, a grade, o arco rachado em cima da entrada — e chamou. Os quatro corvos desceram do escuro do teto sem barulho, três metros cada, penas engolindo a luz das tochas, bicos e garras reluzindo em ouro. Não os mandou atrás de ninguém. Mandou-os trabalhar. Um encostou o bico na grade e o ferro virou ouro ali mesmo, pesado, morto, sem alma nenhuma para negociar. Outro fechou o vão do arco com uma parede dourada que ia continuar de pé muito depois de as aves sumirem. Ela recuou dois passos e olhou o serviço, e por um momento teve a impressão idiota de que o ouro tinha vindo rápido demais às mãos dela, como se já soubesse o caminho. Depois lembrou do preço, porque preço ela nunca esquece. Quando os corvos fossem embora, o metal ia cobrar a estadia: dois turnos de juntas travadas, mãos inúteis, o corpo parado. Por isso a pressa em fechar a porta primeiro. Restou-lhe ainda um pensamento de rabisco, daqueles que ela arquivava para depois — contra forma, sonho; o que sobrepõe o Cabalístico é o Gnóstico. Ouro fecha porta. Portal abre.</w:t>
+      </w:r>
+    </w:p>
+    <w:p>
+      <w:pPr>
+        <w:keepNext w:val="0"/>
+        <w:keepLines w:val="0"/>
+        <w:pageBreakBefore w:val="0"/>
+        <w:widowControl w:val="0"/>
+        <w:pBdr>
+          <w:top w:space="0" w:sz="0" w:val="nil"/>
+          <w:left w:space="0" w:sz="0" w:val="nil"/>
+          <w:bottom w:space="0" w:sz="0" w:val="nil"/>
+          <w:right w:space="0" w:sz="0" w:val="nil"/>
+          <w:between w:space="0" w:sz="0" w:val="nil"/>
+        </w:pBdr>
+        <w:shd w:fill="auto" w:val="clear"/>
+        <w:spacing w:after="0" w:before="302.75421142578125" w:line="240" w:lineRule="auto"/>
+        <w:ind w:left="0" w:right="-1405.5118110236212" w:firstLine="0"/>
+        <w:jc w:val="right"/>
+        <w:rPr/>
+      </w:pPr>
+      <w:r>
+        <w:rPr>
+          <w:rFonts w:ascii="Arial Unicode MS" w:cs="Arial Unicode MS" w:eastAsia="Arial Unicode MS" w:hAnsi="Arial Unicode MS"/>
+          <w:rtl w:val="0"/>
+        </w:rPr>
+        <w:t xml:space="preserve">ㅤㅤㅤ</w:t>
+      </w:r>
+    </w:p>
+    <w:p>
+      <w:pPr>
+        <w:keepNext w:val="0"/>
+        <w:keepLines w:val="0"/>
+        <w:pageBreakBefore w:val="0"/>
+        <w:widowControl w:val="0"/>
+        <w:pBdr>
+          <w:top w:space="0" w:sz="0" w:val="nil"/>
+          <w:left w:space="0" w:sz="0" w:val="nil"/>
+          <w:bottom w:space="0" w:sz="0" w:val="nil"/>
+          <w:right w:space="0" w:sz="0" w:val="nil"/>
+          <w:between w:space="0" w:sz="0" w:val="nil"/>
+        </w:pBdr>
+        <w:shd w:fill="auto" w:val="clear"/>
+        <w:spacing w:after="0" w:before="302.75421142578125" w:line="240" w:lineRule="auto"/>
+        <w:ind w:left="0" w:right="-1405.5118110236212" w:firstLine="0"/>
+        <w:jc w:val="right"/>
+        <w:rPr/>
+      </w:pPr>
+      <w:r>
+        <w:rPr>
+          <w:rFonts w:ascii="Arial Unicode MS" w:cs="Arial Unicode MS" w:eastAsia="Arial Unicode MS" w:hAnsi="Arial Unicode MS"/>
+          <w:rtl w:val="0"/>
+        </w:rPr>
+        <w:t xml:space="preserve">ㅤㅤㅤ— Nada de sombra aqui dentro — disse baixo, mais para si do que para os outros. — Aqui eles sabem ler sombra. Ouro é outra conversa.</w:t>
+      </w:r>
+    </w:p>
+    <w:p>
+      <w:pPr>
+        <w:keepNext w:val="0"/>
+        <w:keepLines w:val="0"/>
+        <w:pageBreakBefore w:val="0"/>
+        <w:widowControl w:val="0"/>
+        <w:pBdr>
+          <w:top w:space="0" w:sz="0" w:val="nil"/>
+          <w:left w:space="0" w:sz="0" w:val="nil"/>
+          <w:bottom w:space="0" w:sz="0" w:val="nil"/>
+          <w:right w:space="0" w:sz="0" w:val="nil"/>
+          <w:between w:space="0" w:sz="0" w:val="nil"/>
+        </w:pBdr>
+        <w:shd w:fill="auto" w:val="clear"/>
+        <w:spacing w:after="0" w:before="302.75421142578125" w:line="240" w:lineRule="auto"/>
+        <w:ind w:left="0" w:right="-1405.5118110236212" w:firstLine="0"/>
+        <w:jc w:val="right"/>
+        <w:rPr/>
+      </w:pPr>
+      <w:r>
+        <w:rPr>
+          <w:rFonts w:ascii="Arial Unicode MS" w:cs="Arial Unicode MS" w:eastAsia="Arial Unicode MS" w:hAnsi="Arial Unicode MS"/>
+          <w:rtl w:val="0"/>
+        </w:rPr>
+        <w:t xml:space="preserve">ㅤㅤㅤ</w:t>
+      </w:r>
+    </w:p>
+    <w:p>
+      <w:pPr>
+        <w:keepNext w:val="0"/>
+        <w:keepLines w:val="0"/>
+        <w:pageBreakBefore w:val="0"/>
+        <w:widowControl w:val="0"/>
+        <w:pBdr>
+          <w:top w:space="0" w:sz="0" w:val="nil"/>
+          <w:left w:space="0" w:sz="0" w:val="nil"/>
+          <w:bottom w:space="0" w:sz="0" w:val="nil"/>
+          <w:right w:space="0" w:sz="0" w:val="nil"/>
+          <w:between w:space="0" w:sz="0" w:val="nil"/>
+        </w:pBdr>
+        <w:shd w:fill="auto" w:val="clear"/>
+        <w:spacing w:after="0" w:before="302.75421142578125" w:line="240" w:lineRule="auto"/>
+        <w:ind w:left="0" w:right="-1405.5118110236212" w:firstLine="0"/>
+        <w:jc w:val="right"/>
+        <w:rPr/>
+      </w:pPr>
+      <w:r>
+        <w:rPr>
+          <w:rtl w:val="0"/>
+        </w:rPr>
+        <w:t xml:space="preserve">─── ❖ ── ✦ ──</w:t>
+      </w:r>
+    </w:p>
+    <w:p>
+      <w:pPr>
+        <w:keepNext w:val="0"/>
+        <w:keepLines w:val="0"/>
+        <w:pageBreakBefore w:val="0"/>
+        <w:widowControl w:val="0"/>
+        <w:pBdr>
+          <w:top w:space="0" w:sz="0" w:val="nil"/>
+          <w:left w:space="0" w:sz="0" w:val="nil"/>
+          <w:bottom w:space="0" w:sz="0" w:val="nil"/>
+          <w:right w:space="0" w:sz="0" w:val="nil"/>
+          <w:between w:space="0" w:sz="0" w:val="nil"/>
+        </w:pBdr>
+        <w:shd w:fill="auto" w:val="clear"/>
+        <w:spacing w:after="0" w:before="302.75421142578125" w:line="240" w:lineRule="auto"/>
+        <w:ind w:left="0" w:right="-1405.5118110236212" w:firstLine="0"/>
+        <w:jc w:val="right"/>
+        <w:rPr/>
+      </w:pPr>
+      <w:r>
+        <w:rPr>
+          <w:rFonts w:ascii="Arial Unicode MS" w:cs="Arial Unicode MS" w:eastAsia="Arial Unicode MS" w:hAnsi="Arial Unicode MS"/>
+          <w:rtl w:val="0"/>
+        </w:rPr>
+        <w:t xml:space="preserve">ㅤㅤㅤ</w:t>
+      </w:r>
+    </w:p>
+    <w:p>
+      <w:pPr>
+        <w:keepNext w:val="0"/>
+        <w:keepLines w:val="0"/>
+        <w:pageBreakBefore w:val="0"/>
+        <w:widowControl w:val="0"/>
+        <w:pBdr>
+          <w:top w:space="0" w:sz="0" w:val="nil"/>
+          <w:left w:space="0" w:sz="0" w:val="nil"/>
+          <w:bottom w:space="0" w:sz="0" w:val="nil"/>
+          <w:right w:space="0" w:sz="0" w:val="nil"/>
+          <w:between w:space="0" w:sz="0" w:val="nil"/>
+        </w:pBdr>
+        <w:shd w:fill="auto" w:val="clear"/>
+        <w:spacing w:after="0" w:before="302.75421142578125" w:line="240" w:lineRule="auto"/>
+        <w:ind w:left="0" w:right="-1405.5118110236212" w:firstLine="0"/>
+        <w:jc w:val="right"/>
+        <w:rPr/>
+      </w:pPr>
+      <w:r>
+        <w:rPr>
+          <w:rFonts w:ascii="Arial Unicode MS" w:cs="Arial Unicode MS" w:eastAsia="Arial Unicode MS" w:hAnsi="Arial Unicode MS"/>
+          <w:rtl w:val="0"/>
+        </w:rPr>
+        <w:t xml:space="preserve">Resumo: Amália entra no Castelo de Gelo e Giz, reconhece pelo giz sob o gelo que pisou em território Cabalístico — o ramo que neutraliza o Selvagem, o dela — e entende que sombra e tecelagem ali não valem nada. Como as Feras de Ferro são a forja de Lilith, do mesmo ramo, ela aposta no único registro que aquela casa respeita: matéria. Invoca os karate crows of Midas, manda-os trabalhar como operários, transmuta a grade e o arco da entrada em ouro permanente e guarda um bico limpo para o primeiro alvo consciente, aceitando o tributo de dois turnos de juntas travadas atrás da barreira que ela mesma ergueu. E arquiva o contra-ramo: contra o Cabalístico, sobrepõe o Gnóstico.</w:t>
+      </w:r>
+    </w:p>
+    <w:p>
+      <w:pPr>
+        <w:keepNext w:val="0"/>
+        <w:keepLines w:val="0"/>
+        <w:pageBreakBefore w:val="0"/>
+        <w:widowControl w:val="0"/>
+        <w:pBdr>
+          <w:top w:space="0" w:sz="0" w:val="nil"/>
+          <w:left w:space="0" w:sz="0" w:val="nil"/>
+          <w:bottom w:space="0" w:sz="0" w:val="nil"/>
+          <w:right w:space="0" w:sz="0" w:val="nil"/>
+          <w:between w:space="0" w:sz="0" w:val="nil"/>
+        </w:pBdr>
+        <w:shd w:fill="auto" w:val="clear"/>
+        <w:spacing w:after="0" w:before="302.75421142578125" w:line="240" w:lineRule="auto"/>
+        <w:ind w:left="0" w:right="-1405.5118110236212" w:firstLine="0"/>
+        <w:jc w:val="right"/>
+        <w:rPr/>
+      </w:pPr>
+      <w:r>
+        <w:rPr>
+          <w:rtl w:val="0"/>
+        </w:rPr>
+        <w:t xml:space="preserve">─── ❖ ── ✦ ── 𝔄𝔪𝔞́𝔩𝔦𝔞 𝔅𝔩𝔞𝔠𝔨𝔟𝔢𝔞𝔨 ── ✦ ── ❖ ───</w:t>
+      </w:r>
+    </w:p>
+    <w:p>
+      <w:pPr>
+        <w:keepNext w:val="0"/>
+        <w:keepLines w:val="0"/>
+        <w:pageBreakBefore w:val="0"/>
+        <w:widowControl w:val="0"/>
+        <w:pBdr>
+          <w:top w:space="0" w:sz="0" w:val="nil"/>
+          <w:left w:space="0" w:sz="0" w:val="nil"/>
+          <w:bottom w:space="0" w:sz="0" w:val="nil"/>
+          <w:right w:space="0" w:sz="0" w:val="nil"/>
+          <w:between w:space="0" w:sz="0" w:val="nil"/>
+        </w:pBdr>
+        <w:shd w:fill="auto" w:val="clear"/>
+        <w:spacing w:after="0" w:before="302.75421142578125" w:line="240" w:lineRule="auto"/>
+        <w:ind w:left="0" w:right="-1405.5118110236212" w:firstLine="0"/>
+        <w:jc w:val="right"/>
+        <w:rPr/>
+      </w:pPr>
+      <w:r>
+        <w:rPr>
+          <w:rFonts w:ascii="Arial Unicode MS" w:cs="Arial Unicode MS" w:eastAsia="Arial Unicode MS" w:hAnsi="Arial Unicode MS"/>
+          <w:rtl w:val="0"/>
+        </w:rPr>
+        <w:t xml:space="preserve">ㅤㅤㅤ</w:t>
+      </w:r>
+    </w:p>
+    <w:p>
+      <w:pPr>
+        <w:keepNext w:val="0"/>
+        <w:keepLines w:val="0"/>
+        <w:pageBreakBefore w:val="0"/>
+        <w:widowControl w:val="0"/>
+        <w:pBdr>
+          <w:top w:space="0" w:sz="0" w:val="nil"/>
+          <w:left w:space="0" w:sz="0" w:val="nil"/>
+          <w:bottom w:space="0" w:sz="0" w:val="nil"/>
+          <w:right w:space="0" w:sz="0" w:val="nil"/>
+          <w:between w:space="0" w:sz="0" w:val="nil"/>
+        </w:pBdr>
+        <w:shd w:fill="auto" w:val="clear"/>
+        <w:spacing w:after="0" w:before="302.75421142578125" w:line="240" w:lineRule="auto"/>
+        <w:ind w:left="0" w:right="-1405.5118110236212" w:firstLine="0"/>
+        <w:jc w:val="right"/>
+        <w:rPr/>
+      </w:pPr>
+      <w:r>
+        <w:rPr>
+          <w:rFonts w:ascii="Arial Unicode MS" w:cs="Arial Unicode MS" w:eastAsia="Arial Unicode MS" w:hAnsi="Arial Unicode MS"/>
+          <w:rtl w:val="0"/>
+        </w:rPr>
+        <w:t xml:space="preserve">ㅤㅤㅤ𝔒 mundo não tinha cor, e foi isso que a fez parar antes de qualquer outra coisa. A queda terminou sem dor nenhuma — e era aí que estava o erro. Amália ficou de joelhos no chão de pedra, procurou o rasgo no ombro direito e não achou nem a ferida nem o sangue: não havia frio, não havia cansaço, não havia nada. Um lugar que apaga ferida não está curando ninguém; está avisando que o corpo dela ali não conta. Ela chamou as sombras e as sombras não vieram. Chamou os fios e o peito devolveu silêncio. As palmas, onde o estigma espectral sempre pulsava, estavam limpas e mudas como duas portas trancadas. Amália respirou fundo, aceitou o recado e leu o resto com os olhos: a cidade em preto e branco à frente era Dusk Falls copiada com paciência, rua por rua, telhado por telhado. Ninguém constrói uma cópia dessas para morar. Constrói para guardar.</w:t>
+      </w:r>
+    </w:p>
+    <w:p>
+      <w:pPr>
+        <w:keepNext w:val="0"/>
+        <w:keepLines w:val="0"/>
+        <w:pageBreakBefore w:val="0"/>
+        <w:widowControl w:val="0"/>
+        <w:pBdr>
+          <w:top w:space="0" w:sz="0" w:val="nil"/>
+          <w:left w:space="0" w:sz="0" w:val="nil"/>
+          <w:bottom w:space="0" w:sz="0" w:val="nil"/>
+          <w:right w:space="0" w:sz="0" w:val="nil"/>
+          <w:between w:space="0" w:sz="0" w:val="nil"/>
+        </w:pBdr>
+        <w:shd w:fill="auto" w:val="clear"/>
+        <w:spacing w:after="0" w:before="302.75421142578125" w:line="240" w:lineRule="auto"/>
+        <w:ind w:left="0" w:right="-1405.5118110236212" w:firstLine="0"/>
+        <w:jc w:val="right"/>
+        <w:rPr/>
+      </w:pPr>
+      <w:r>
+        <w:rPr>
+          <w:rFonts w:ascii="Arial Unicode MS" w:cs="Arial Unicode MS" w:eastAsia="Arial Unicode MS" w:hAnsi="Arial Unicode MS"/>
+          <w:rtl w:val="0"/>
+        </w:rPr>
+        <w:t xml:space="preserve">ㅤㅤㅤ</w:t>
+      </w:r>
+    </w:p>
+    <w:p>
+      <w:pPr>
+        <w:keepNext w:val="0"/>
+        <w:keepLines w:val="0"/>
+        <w:pageBreakBefore w:val="0"/>
+        <w:widowControl w:val="0"/>
+        <w:pBdr>
+          <w:top w:space="0" w:sz="0" w:val="nil"/>
+          <w:left w:space="0" w:sz="0" w:val="nil"/>
+          <w:bottom w:space="0" w:sz="0" w:val="nil"/>
+          <w:right w:space="0" w:sz="0" w:val="nil"/>
+          <w:between w:space="0" w:sz="0" w:val="nil"/>
+        </w:pBdr>
+        <w:shd w:fill="auto" w:val="clear"/>
+        <w:spacing w:after="0" w:before="302.75421142578125" w:line="240" w:lineRule="auto"/>
+        <w:ind w:left="0" w:right="-1405.5118110236212" w:firstLine="0"/>
+        <w:jc w:val="right"/>
+        <w:rPr/>
+      </w:pPr>
+      <w:r>
+        <w:rPr>
+          <w:rFonts w:ascii="Arial Unicode MS" w:cs="Arial Unicode MS" w:eastAsia="Arial Unicode MS" w:hAnsi="Arial Unicode MS"/>
+          <w:rtl w:val="0"/>
+        </w:rPr>
+        <w:t xml:space="preserve">ㅤㅤㅤ𝔈la seguiu o único caminho que aquele mundo parecia indicar, um corredor que descia para a sala do trono. O Pérola Negra estava lá, sentado na cadeira de pérola negra como quem nunca tinha feito outra coisa na vida. Falou primeiro, com o acento arrastado e o sorriso de quem já tinha ganhado a conversa: era a segunda vez que alguém como ela aparecia na frente dele, e a primeira tinha nome e nunca voltou para contar o resto. — E você? Como se chama? — Amália entendeu a pergunta pelo que ela era. Nome é alça: é por onde se pega uma pessoa, é o que se amarra num contrato, é o que continua preso depois que o corpo já foi.</w:t>
+      </w:r>
+    </w:p>
+    <w:p>
+      <w:pPr>
+        <w:keepNext w:val="0"/>
+        <w:keepLines w:val="0"/>
+        <w:pageBreakBefore w:val="0"/>
+        <w:widowControl w:val="0"/>
+        <w:pBdr>
+          <w:top w:space="0" w:sz="0" w:val="nil"/>
+          <w:left w:space="0" w:sz="0" w:val="nil"/>
+          <w:bottom w:space="0" w:sz="0" w:val="nil"/>
+          <w:right w:space="0" w:sz="0" w:val="nil"/>
+          <w:between w:space="0" w:sz="0" w:val="nil"/>
+        </w:pBdr>
+        <w:shd w:fill="auto" w:val="clear"/>
+        <w:spacing w:after="0" w:before="302.75421142578125" w:line="240" w:lineRule="auto"/>
+        <w:ind w:left="0" w:right="-1405.5118110236212" w:firstLine="0"/>
+        <w:jc w:val="right"/>
+        <w:rPr/>
+      </w:pPr>
+      <w:r>
+        <w:rPr>
+          <w:rFonts w:ascii="Arial Unicode MS" w:cs="Arial Unicode MS" w:eastAsia="Arial Unicode MS" w:hAnsi="Arial Unicode MS"/>
+          <w:rtl w:val="0"/>
+        </w:rPr>
+        <w:t xml:space="preserve">ㅤㅤㅤ</w:t>
+      </w:r>
+    </w:p>
+    <w:p>
+      <w:pPr>
+        <w:keepNext w:val="0"/>
+        <w:keepLines w:val="0"/>
+        <w:pageBreakBefore w:val="0"/>
+        <w:widowControl w:val="0"/>
+        <w:pBdr>
+          <w:top w:space="0" w:sz="0" w:val="nil"/>
+          <w:left w:space="0" w:sz="0" w:val="nil"/>
+          <w:bottom w:space="0" w:sz="0" w:val="nil"/>
+          <w:right w:space="0" w:sz="0" w:val="nil"/>
+          <w:between w:space="0" w:sz="0" w:val="nil"/>
+        </w:pBdr>
+        <w:shd w:fill="auto" w:val="clear"/>
+        <w:spacing w:after="0" w:before="302.75421142578125" w:line="240" w:lineRule="auto"/>
+        <w:ind w:left="0" w:right="-1405.5118110236212" w:firstLine="0"/>
+        <w:jc w:val="right"/>
+        <w:rPr/>
+      </w:pPr>
+      <w:r>
+        <w:rPr>
+          <w:rFonts w:ascii="Arial Unicode MS" w:cs="Arial Unicode MS" w:eastAsia="Arial Unicode MS" w:hAnsi="Arial Unicode MS"/>
+          <w:rtl w:val="0"/>
+        </w:rPr>
+        <w:t xml:space="preserve">ㅤㅤㅤ— Ninguém. — respondeu ela, sem pressa e sem medo de soar pequena. Não era um nome que a escondia. Era um nome que não dava para segurar.</w:t>
+      </w:r>
+    </w:p>
+    <w:p>
+      <w:pPr>
+        <w:keepNext w:val="0"/>
+        <w:keepLines w:val="0"/>
+        <w:pageBreakBefore w:val="0"/>
+        <w:widowControl w:val="0"/>
+        <w:pBdr>
+          <w:top w:space="0" w:sz="0" w:val="nil"/>
+          <w:left w:space="0" w:sz="0" w:val="nil"/>
+          <w:bottom w:space="0" w:sz="0" w:val="nil"/>
+          <w:right w:space="0" w:sz="0" w:val="nil"/>
+          <w:between w:space="0" w:sz="0" w:val="nil"/>
+        </w:pBdr>
+        <w:shd w:fill="auto" w:val="clear"/>
+        <w:spacing w:after="0" w:before="302.75421142578125" w:line="240" w:lineRule="auto"/>
+        <w:ind w:left="0" w:right="-1405.5118110236212" w:firstLine="0"/>
+        <w:jc w:val="right"/>
+        <w:rPr/>
+      </w:pPr>
+      <w:r>
+        <w:rPr>
+          <w:rFonts w:ascii="Arial Unicode MS" w:cs="Arial Unicode MS" w:eastAsia="Arial Unicode MS" w:hAnsi="Arial Unicode MS"/>
+          <w:rtl w:val="0"/>
+        </w:rPr>
+        <w:t xml:space="preserve">ㅤㅤㅤ</w:t>
+      </w:r>
+    </w:p>
+    <w:p>
+      <w:pPr>
+        <w:keepNext w:val="0"/>
+        <w:keepLines w:val="0"/>
+        <w:pageBreakBefore w:val="0"/>
+        <w:widowControl w:val="0"/>
+        <w:pBdr>
+          <w:top w:space="0" w:sz="0" w:val="nil"/>
+          <w:left w:space="0" w:sz="0" w:val="nil"/>
+          <w:bottom w:space="0" w:sz="0" w:val="nil"/>
+          <w:right w:space="0" w:sz="0" w:val="nil"/>
+          <w:between w:space="0" w:sz="0" w:val="nil"/>
+        </w:pBdr>
+        <w:shd w:fill="auto" w:val="clear"/>
+        <w:spacing w:after="0" w:before="302.75421142578125" w:line="240" w:lineRule="auto"/>
+        <w:ind w:left="0" w:right="-1405.5118110236212" w:firstLine="0"/>
+        <w:jc w:val="right"/>
+        <w:rPr/>
+      </w:pPr>
+      <w:r>
+        <w:rPr>
+          <w:rFonts w:ascii="Arial Unicode MS" w:cs="Arial Unicode MS" w:eastAsia="Arial Unicode MS" w:hAnsi="Arial Unicode MS"/>
+          <w:rtl w:val="0"/>
+        </w:rPr>
+        <w:t xml:space="preserve">ㅤㅤㅤ𝔄í começou o trabalho de verdade. Amália olhou as mãos dele, o jeito como se apoiava no braço do trono, os desenhos que caminhavam por baixo da pele, a hora exata em que a voz trocava de assunto — e reclassificou o que estava na frente dela. Não era algoz. Algoz desce do trono para medir o estrago que fez. Carcereiro fica sentado, conta os dias e vigia a porta; e carcereiro costuma gostar de conversa, porque conversa é a única companhia que a chave permite. — Você não guarda o véu — disse ela, firme, sem erguer a voz. — Você toma conta dele. Então me diga duas coisas: o que exatamente está atrás dessa porta, e quem é que está batendo do outro lado.</w:t>
+      </w:r>
+    </w:p>
+    <w:p>
+      <w:pPr>
+        <w:keepNext w:val="0"/>
+        <w:keepLines w:val="0"/>
+        <w:pageBreakBefore w:val="0"/>
+        <w:widowControl w:val="0"/>
+        <w:pBdr>
+          <w:top w:space="0" w:sz="0" w:val="nil"/>
+          <w:left w:space="0" w:sz="0" w:val="nil"/>
+          <w:bottom w:space="0" w:sz="0" w:val="nil"/>
+          <w:right w:space="0" w:sz="0" w:val="nil"/>
+          <w:between w:space="0" w:sz="0" w:val="nil"/>
+        </w:pBdr>
+        <w:shd w:fill="auto" w:val="clear"/>
+        <w:spacing w:after="0" w:before="302.75421142578125" w:line="240" w:lineRule="auto"/>
+        <w:ind w:left="0" w:right="-1405.5118110236212" w:firstLine="0"/>
+        <w:jc w:val="right"/>
+        <w:rPr/>
+      </w:pPr>
+      <w:r>
+        <w:rPr>
+          <w:rFonts w:ascii="Arial Unicode MS" w:cs="Arial Unicode MS" w:eastAsia="Arial Unicode MS" w:hAnsi="Arial Unicode MS"/>
+          <w:rtl w:val="0"/>
+        </w:rPr>
+        <w:t xml:space="preserve">ㅤㅤㅤ</w:t>
+      </w:r>
+    </w:p>
+    <w:p>
+      <w:pPr>
+        <w:keepNext w:val="0"/>
+        <w:keepLines w:val="0"/>
+        <w:pageBreakBefore w:val="0"/>
+        <w:widowControl w:val="0"/>
+        <w:pBdr>
+          <w:top w:space="0" w:sz="0" w:val="nil"/>
+          <w:left w:space="0" w:sz="0" w:val="nil"/>
+          <w:bottom w:space="0" w:sz="0" w:val="nil"/>
+          <w:right w:space="0" w:sz="0" w:val="nil"/>
+          <w:between w:space="0" w:sz="0" w:val="nil"/>
+        </w:pBdr>
+        <w:shd w:fill="auto" w:val="clear"/>
+        <w:spacing w:after="0" w:before="302.75421142578125" w:line="240" w:lineRule="auto"/>
+        <w:ind w:left="0" w:right="-1405.5118110236212" w:firstLine="0"/>
+        <w:jc w:val="right"/>
+        <w:rPr/>
+      </w:pPr>
+      <w:r>
+        <w:rPr>
+          <w:rtl w:val="0"/>
+        </w:rPr>
+        <w:t xml:space="preserve">─── ❖ ── ✦ ──</w:t>
+      </w:r>
+    </w:p>
+    <w:p>
+      <w:pPr>
+        <w:keepNext w:val="0"/>
+        <w:keepLines w:val="0"/>
+        <w:pageBreakBefore w:val="0"/>
+        <w:widowControl w:val="0"/>
+        <w:pBdr>
+          <w:top w:space="0" w:sz="0" w:val="nil"/>
+          <w:left w:space="0" w:sz="0" w:val="nil"/>
+          <w:bottom w:space="0" w:sz="0" w:val="nil"/>
+          <w:right w:space="0" w:sz="0" w:val="nil"/>
+          <w:between w:space="0" w:sz="0" w:val="nil"/>
+        </w:pBdr>
+        <w:shd w:fill="auto" w:val="clear"/>
+        <w:spacing w:after="0" w:before="302.75421142578125" w:line="240" w:lineRule="auto"/>
+        <w:ind w:left="0" w:right="-1405.5118110236212" w:firstLine="0"/>
+        <w:jc w:val="right"/>
+        <w:rPr/>
+      </w:pPr>
+      <w:r>
+        <w:rPr>
+          <w:rFonts w:ascii="Arial Unicode MS" w:cs="Arial Unicode MS" w:eastAsia="Arial Unicode MS" w:hAnsi="Arial Unicode MS"/>
+          <w:rtl w:val="0"/>
+        </w:rPr>
+        <w:t xml:space="preserve">ㅤㅤㅤ</w:t>
+      </w:r>
+    </w:p>
+    <w:p>
+      <w:pPr>
+        <w:keepNext w:val="0"/>
+        <w:keepLines w:val="0"/>
+        <w:pageBreakBefore w:val="0"/>
+        <w:widowControl w:val="0"/>
+        <w:pBdr>
+          <w:top w:space="0" w:sz="0" w:val="nil"/>
+          <w:left w:space="0" w:sz="0" w:val="nil"/>
+          <w:bottom w:space="0" w:sz="0" w:val="nil"/>
+          <w:right w:space="0" w:sz="0" w:val="nil"/>
+          <w:between w:space="0" w:sz="0" w:val="nil"/>
+        </w:pBdr>
+        <w:shd w:fill="auto" w:val="clear"/>
+        <w:spacing w:after="0" w:before="302.75421142578125" w:line="240" w:lineRule="auto"/>
+        <w:ind w:left="0" w:right="-1405.5118110236212" w:firstLine="0"/>
+        <w:jc w:val="right"/>
+        <w:rPr/>
+      </w:pPr>
+      <w:r>
+        <w:rPr>
+          <w:rFonts w:ascii="Arial Unicode MS" w:cs="Arial Unicode MS" w:eastAsia="Arial Unicode MS" w:hAnsi="Arial Unicode MS"/>
+          <w:rtl w:val="0"/>
+        </w:rPr>
+        <w:t xml:space="preserve">Resumo: Sem poderes e sem feridas dentro do mundo em preto e branco de Sorrow Peak, Amália reconhece que está num cárcere copiado de Dusk Falls, e não num santuário. Diante do Pérola Negra em seu trono, recusa o próprio nome — "Ninguém", porque nome é alça — e usa a leitura de corpo e de comportamento para reclassificá-lo de monstro para carcereiro. Em vez de atacar, cobra dele o que guarda e quem está batendo do outro lado do véu.</w:t>
       </w:r>
     </w:p>
     <w:sectPr>
